--- a/tillsyn/Norrbytorps naturreservat utökat tillsynsbegäran.docx
+++ b/tillsyn/Norrbytorps naturreservat utökat tillsynsbegäran.docx
@@ -12,7 +12,7 @@
     </w:p>
     <w:p>
       <w:r>
-        <w:t>Denna tillsynsbegäran behandlar höga naturvärden i avverkningsanmälan Norrbytorps naturreservat utökat i Haninge kommun som inkom 2026-07-24 och omfattar 194,4 ha.</w:t>
+        <w:t>Denna tillsynsbegäran behandlar höga naturvärden i avverkningsanmälan Norrbytorps naturreservat utökat i Haninge kommun som inkom 2026-07-25 och omfattar 194,4 ha.</w:t>
       </w:r>
     </w:p>
     <w:p>
@@ -22,7 +22,7 @@
       <w:r>
         <w:drawing>
           <wp:inline xmlns:a="http://schemas.openxmlformats.org/drawingml/2006/main" xmlns:pic="http://schemas.openxmlformats.org/drawingml/2006/picture">
-            <wp:extent cx="5486400" cy="4752557"/>
+            <wp:extent cx="5486400" cy="4749833"/>
             <wp:docPr id="1" name="Picture 1"/>
             <wp:cNvGraphicFramePr>
               <a:graphicFrameLocks noChangeAspect="1"/>
@@ -43,7 +43,7 @@
                   <pic:spPr>
                     <a:xfrm>
                       <a:off x="0" y="0"/>
-                      <a:ext cx="5486400" cy="4752557"/>
+                      <a:ext cx="5486400" cy="4749833"/>
                     </a:xfrm>
                     <a:prstGeom prst="rect"/>
                   </pic:spPr>
@@ -3564,7 +3564,7 @@
     <w:r>
       <w:tab/>
       <w:tab/>
-      <w:t>2026-07-24</w:t>
+      <w:t>2026-07-25</w:t>
       <w:br/>
       <w:br/>
     </w:r>

--- a/tillsyn/Norrbytorps naturreservat utökat tillsynsbegäran.docx
+++ b/tillsyn/Norrbytorps naturreservat utökat tillsynsbegäran.docx
@@ -12,7 +12,7 @@
     </w:p>
     <w:p>
       <w:r>
-        <w:t>Denna tillsynsbegäran behandlar höga naturvärden i avverkningsanmälan Norrbytorps naturreservat utökat i Haninge kommun som inkom 2026-07-25 och omfattar 194,4 ha.</w:t>
+        <w:t>Denna tillsynsbegäran behandlar höga naturvärden i avverkningsanmälan Norrbytorps naturreservat utökat i Haninge kommun som inkom 2026-07-26 och omfattar 194,4 ha.</w:t>
       </w:r>
     </w:p>
     <w:p>
@@ -3564,7 +3564,7 @@
     <w:r>
       <w:tab/>
       <w:tab/>
-      <w:t>2026-07-25</w:t>
+      <w:t>2026-07-26</w:t>
       <w:br/>
       <w:br/>
     </w:r>

--- a/tillsyn/Norrbytorps naturreservat utökat tillsynsbegäran.docx
+++ b/tillsyn/Norrbytorps naturreservat utökat tillsynsbegäran.docx
@@ -12,7 +12,7 @@
     </w:p>
     <w:p>
       <w:r>
-        <w:t>Denna tillsynsbegäran behandlar höga naturvärden i avverkningsanmälan Norrbytorps naturreservat utökat i Haninge kommun som inkom 2026-07-26 och omfattar 194,4 ha.</w:t>
+        <w:t>Denna tillsynsbegäran behandlar höga naturvärden i avverkningsanmälan Norrbytorps naturreservat utökat i Haninge kommun som inkom 2026-07-27 och omfattar 194,4 ha.</w:t>
       </w:r>
     </w:p>
     <w:p>
@@ -3564,7 +3564,7 @@
     <w:r>
       <w:tab/>
       <w:tab/>
-      <w:t>2026-07-26</w:t>
+      <w:t>2026-07-27</w:t>
       <w:br/>
       <w:br/>
     </w:r>

--- a/tillsyn/Norrbytorps naturreservat utökat tillsynsbegäran.docx
+++ b/tillsyn/Norrbytorps naturreservat utökat tillsynsbegäran.docx
@@ -12,7 +12,7 @@
     </w:p>
     <w:p>
       <w:r>
-        <w:t>Denna tillsynsbegäran behandlar höga naturvärden i avverkningsanmälan Norrbytorps naturreservat utökat i Haninge kommun som inkom 2026-07-27 och omfattar 194,4 ha.</w:t>
+        <w:t>Denna tillsynsbegäran behandlar höga naturvärden i avverkningsanmälan Norrbytorps naturreservat utökat i Haninge kommun som inkom 2026-07-28 och omfattar 194,4 ha.</w:t>
       </w:r>
     </w:p>
     <w:p>
@@ -3564,7 +3564,7 @@
     <w:r>
       <w:tab/>
       <w:tab/>
-      <w:t>2026-07-27</w:t>
+      <w:t>2026-07-28</w:t>
       <w:br/>
       <w:br/>
     </w:r>

--- a/tillsyn/Norrbytorps naturreservat utökat tillsynsbegäran.docx
+++ b/tillsyn/Norrbytorps naturreservat utökat tillsynsbegäran.docx
@@ -12,7 +12,7 @@
     </w:p>
     <w:p>
       <w:r>
-        <w:t>Denna tillsynsbegäran behandlar höga naturvärden i avverkningsanmälan Norrbytorps naturreservat utökat i Haninge kommun som inkom 2026-07-28 och omfattar 194,4 ha.</w:t>
+        <w:t>Denna tillsynsbegäran behandlar höga naturvärden i avverkningsanmälan Norrbytorps naturreservat utökat i Haninge kommun som inkom 2026-07-29 och omfattar 194,4 ha.</w:t>
       </w:r>
     </w:p>
     <w:p>
@@ -3564,7 +3564,7 @@
     <w:r>
       <w:tab/>
       <w:tab/>
-      <w:t>2026-07-28</w:t>
+      <w:t>2026-07-29</w:t>
       <w:br/>
       <w:br/>
     </w:r>

--- a/tillsyn/Norrbytorps naturreservat utökat tillsynsbegäran.docx
+++ b/tillsyn/Norrbytorps naturreservat utökat tillsynsbegäran.docx
@@ -12,7 +12,7 @@
     </w:p>
     <w:p>
       <w:r>
-        <w:t>Denna tillsynsbegäran behandlar höga naturvärden i avverkningsanmälan Norrbytorps naturreservat utökat i Haninge kommun som inkom 2026-07-29 och omfattar 194,4 ha.</w:t>
+        <w:t>Denna tillsynsbegäran behandlar höga naturvärden i avverkningsanmälan Norrbytorps naturreservat utökat i Haninge kommun som inkom 2026-07-30 och omfattar 194,4 ha.</w:t>
       </w:r>
     </w:p>
     <w:p>
@@ -3564,7 +3564,7 @@
     <w:r>
       <w:tab/>
       <w:tab/>
-      <w:t>2026-07-29</w:t>
+      <w:t>2026-07-30</w:t>
       <w:br/>
       <w:br/>
     </w:r>

--- a/tillsyn/Norrbytorps naturreservat utökat tillsynsbegäran.docx
+++ b/tillsyn/Norrbytorps naturreservat utökat tillsynsbegäran.docx
@@ -12,7 +12,7 @@
     </w:p>
     <w:p>
       <w:r>
-        <w:t>Denna tillsynsbegäran behandlar höga naturvärden i avverkningsanmälan Norrbytorps naturreservat utökat i Haninge kommun som inkom 2026-07-30 och omfattar 194,4 ha.</w:t>
+        <w:t>Denna tillsynsbegäran behandlar höga naturvärden i avverkningsanmälan Norrbytorps naturreservat utökat i Haninge kommun som inkom 2026-07-31 och omfattar 194,4 ha.</w:t>
       </w:r>
     </w:p>
     <w:p>
@@ -3564,7 +3564,7 @@
     <w:r>
       <w:tab/>
       <w:tab/>
-      <w:t>2026-07-30</w:t>
+      <w:t>2026-07-31</w:t>
       <w:br/>
       <w:br/>
     </w:r>

--- a/tillsyn/Norrbytorps naturreservat utökat tillsynsbegäran.docx
+++ b/tillsyn/Norrbytorps naturreservat utökat tillsynsbegäran.docx
@@ -12,7 +12,7 @@
     </w:p>
     <w:p>
       <w:r>
-        <w:t>Denna tillsynsbegäran behandlar höga naturvärden i avverkningsanmälan Norrbytorps naturreservat utökat i Haninge kommun som inkom 2026-07-31 och omfattar 194,4 ha.</w:t>
+        <w:t>Denna tillsynsbegäran behandlar höga naturvärden i avverkningsanmälan Norrbytorps naturreservat utökat i Haninge kommun som inkom 2026-08-01 och omfattar 194,4 ha.</w:t>
       </w:r>
     </w:p>
     <w:p>
@@ -22,7 +22,7 @@
       <w:r>
         <w:drawing>
           <wp:inline xmlns:a="http://schemas.openxmlformats.org/drawingml/2006/main" xmlns:pic="http://schemas.openxmlformats.org/drawingml/2006/picture">
-            <wp:extent cx="5486400" cy="4749833"/>
+            <wp:extent cx="5486400" cy="4747532"/>
             <wp:docPr id="1" name="Picture 1"/>
             <wp:cNvGraphicFramePr>
               <a:graphicFrameLocks noChangeAspect="1"/>
@@ -43,7 +43,7 @@
                   <pic:spPr>
                     <a:xfrm>
                       <a:off x="0" y="0"/>
-                      <a:ext cx="5486400" cy="4749833"/>
+                      <a:ext cx="5486400" cy="4747532"/>
                     </a:xfrm>
                     <a:prstGeom prst="rect"/>
                   </pic:spPr>
@@ -3564,7 +3564,7 @@
     <w:r>
       <w:tab/>
       <w:tab/>
-      <w:t>2026-07-31</w:t>
+      <w:t>2026-08-01</w:t>
       <w:br/>
       <w:br/>
     </w:r>

--- a/tillsyn/Norrbytorps naturreservat utökat tillsynsbegäran.docx
+++ b/tillsyn/Norrbytorps naturreservat utökat tillsynsbegäran.docx
@@ -12,7 +12,7 @@
     </w:p>
     <w:p>
       <w:r>
-        <w:t>Denna tillsynsbegäran behandlar höga naturvärden i avverkningsanmälan Norrbytorps naturreservat utökat i Haninge kommun som inkom 2026-08-01 och omfattar 194,4 ha.</w:t>
+        <w:t>Denna tillsynsbegäran behandlar höga naturvärden i avverkningsanmälan Norrbytorps naturreservat utökat i Haninge kommun som inkom 2026-08-02 och omfattar 194,4 ha.</w:t>
       </w:r>
     </w:p>
     <w:p>
@@ -3564,7 +3564,7 @@
     <w:r>
       <w:tab/>
       <w:tab/>
-      <w:t>2026-08-01</w:t>
+      <w:t>2026-08-02</w:t>
       <w:br/>
       <w:br/>
     </w:r>

--- a/tillsyn/Norrbytorps naturreservat utökat tillsynsbegäran.docx
+++ b/tillsyn/Norrbytorps naturreservat utökat tillsynsbegäran.docx
@@ -12,7 +12,7 @@
     </w:p>
     <w:p>
       <w:r>
-        <w:t>Denna tillsynsbegäran behandlar höga naturvärden i avverkningsanmälan Norrbytorps naturreservat utökat i Haninge kommun som inkom 2026-08-02 och omfattar 194,4 ha.</w:t>
+        <w:t>Denna tillsynsbegäran behandlar höga naturvärden i avverkningsanmälan Norrbytorps naturreservat utökat i Haninge kommun som inkom 2026-08-03 och omfattar 194,4 ha.</w:t>
       </w:r>
     </w:p>
     <w:p>
@@ -3564,7 +3564,7 @@
     <w:r>
       <w:tab/>
       <w:tab/>
-      <w:t>2026-08-02</w:t>
+      <w:t>2026-08-03</w:t>
       <w:br/>
       <w:br/>
     </w:r>

--- a/tillsyn/Norrbytorps naturreservat utökat tillsynsbegäran.docx
+++ b/tillsyn/Norrbytorps naturreservat utökat tillsynsbegäran.docx
@@ -12,7 +12,7 @@
     </w:p>
     <w:p>
       <w:r>
-        <w:t>Denna tillsynsbegäran behandlar höga naturvärden i avverkningsanmälan Norrbytorps naturreservat utökat i Haninge kommun som inkom 2026-08-03 och omfattar 194,4 ha.</w:t>
+        <w:t>Denna tillsynsbegäran behandlar höga naturvärden i avverkningsanmälan Norrbytorps naturreservat utökat i Haninge kommun som inkom 2026-08-06 och omfattar 194,4 ha.</w:t>
       </w:r>
     </w:p>
     <w:p>
@@ -3564,7 +3564,7 @@
     <w:r>
       <w:tab/>
       <w:tab/>
-      <w:t>2026-08-03</w:t>
+      <w:t>2026-08-06</w:t>
       <w:br/>
       <w:br/>
     </w:r>

--- a/tillsyn/Norrbytorps naturreservat utökat tillsynsbegäran.docx
+++ b/tillsyn/Norrbytorps naturreservat utökat tillsynsbegäran.docx
@@ -12,7 +12,7 @@
     </w:p>
     <w:p>
       <w:r>
-        <w:t>Denna tillsynsbegäran behandlar höga naturvärden i avverkningsanmälan Norrbytorps naturreservat utökat i Haninge kommun som inkom 2026-08-06 och omfattar 194,4 ha.</w:t>
+        <w:t>Denna tillsynsbegäran behandlar höga naturvärden i avverkningsanmälan Norrbytorps naturreservat utökat i Haninge kommun som inkom 2026-08-07 och omfattar 194,4 ha.</w:t>
       </w:r>
     </w:p>
     <w:p>
@@ -3564,7 +3564,7 @@
     <w:r>
       <w:tab/>
       <w:tab/>
-      <w:t>2026-08-06</w:t>
+      <w:t>2026-08-07</w:t>
       <w:br/>
       <w:br/>
     </w:r>

--- a/tillsyn/Norrbytorps naturreservat utökat tillsynsbegäran.docx
+++ b/tillsyn/Norrbytorps naturreservat utökat tillsynsbegäran.docx
@@ -12,7 +12,7 @@
     </w:p>
     <w:p>
       <w:r>
-        <w:t>Denna tillsynsbegäran behandlar höga naturvärden i avverkningsanmälan Norrbytorps naturreservat utökat i Haninge kommun som inkom 2026-08-07 och omfattar 194,4 ha.</w:t>
+        <w:t>Denna tillsynsbegäran behandlar höga naturvärden i avverkningsanmälan Norrbytorps naturreservat utökat i Haninge kommun som inkom 2026-08-08 och omfattar 194,4 ha.</w:t>
       </w:r>
     </w:p>
     <w:p>
@@ -3564,7 +3564,7 @@
     <w:r>
       <w:tab/>
       <w:tab/>
-      <w:t>2026-08-07</w:t>
+      <w:t>2026-08-08</w:t>
       <w:br/>
       <w:br/>
     </w:r>

--- a/tillsyn/Norrbytorps naturreservat utökat tillsynsbegäran.docx
+++ b/tillsyn/Norrbytorps naturreservat utökat tillsynsbegäran.docx
@@ -12,7 +12,7 @@
     </w:p>
     <w:p>
       <w:r>
-        <w:t>Denna tillsynsbegäran behandlar höga naturvärden i avverkningsanmälan Norrbytorps naturreservat utökat i Haninge kommun som inkom 2026-08-08 och omfattar 194,4 ha.</w:t>
+        <w:t>Denna tillsynsbegäran behandlar höga naturvärden i avverkningsanmälan Norrbytorps naturreservat utökat i Haninge kommun som inkom 2026-08-09 och omfattar 194,4 ha.</w:t>
       </w:r>
     </w:p>
     <w:p>
@@ -3564,7 +3564,7 @@
     <w:r>
       <w:tab/>
       <w:tab/>
-      <w:t>2026-08-08</w:t>
+      <w:t>2026-08-09</w:t>
       <w:br/>
       <w:br/>
     </w:r>

--- a/tillsyn/Norrbytorps naturreservat utökat tillsynsbegäran.docx
+++ b/tillsyn/Norrbytorps naturreservat utökat tillsynsbegäran.docx
@@ -12,7 +12,7 @@
     </w:p>
     <w:p>
       <w:r>
-        <w:t>Denna tillsynsbegäran behandlar höga naturvärden i avverkningsanmälan Norrbytorps naturreservat utökat i Haninge kommun som inkom 2026-08-09 och omfattar 194,4 ha.</w:t>
+        <w:t>Denna tillsynsbegäran behandlar höga naturvärden i avverkningsanmälan Norrbytorps naturreservat utökat i Haninge kommun som inkom 2026-08-10 och omfattar 194,4 ha.</w:t>
       </w:r>
     </w:p>
     <w:p>
@@ -3564,7 +3564,7 @@
     <w:r>
       <w:tab/>
       <w:tab/>
-      <w:t>2026-08-09</w:t>
+      <w:t>2026-08-10</w:t>
       <w:br/>
       <w:br/>
     </w:r>

--- a/tillsyn/Norrbytorps naturreservat utökat tillsynsbegäran.docx
+++ b/tillsyn/Norrbytorps naturreservat utökat tillsynsbegäran.docx
@@ -12,7 +12,7 @@
     </w:p>
     <w:p>
       <w:r>
-        <w:t>Denna tillsynsbegäran behandlar höga naturvärden i avverkningsanmälan Norrbytorps naturreservat utökat i Haninge kommun som inkom 2026-08-10 och omfattar 194,4 ha.</w:t>
+        <w:t>Denna tillsynsbegäran behandlar höga naturvärden i avverkningsanmälan Norrbytorps naturreservat utökat i Haninge kommun som inkom 2026-08-11 och omfattar 194,4 ha.</w:t>
       </w:r>
     </w:p>
     <w:p>
@@ -3564,7 +3564,7 @@
     <w:r>
       <w:tab/>
       <w:tab/>
-      <w:t>2026-08-10</w:t>
+      <w:t>2026-08-11</w:t>
       <w:br/>
       <w:br/>
     </w:r>

--- a/tillsyn/Norrbytorps naturreservat utökat tillsynsbegäran.docx
+++ b/tillsyn/Norrbytorps naturreservat utökat tillsynsbegäran.docx
@@ -12,7 +12,7 @@
     </w:p>
     <w:p>
       <w:r>
-        <w:t>Denna tillsynsbegäran behandlar höga naturvärden i avverkningsanmälan Norrbytorps naturreservat utökat i Haninge kommun som inkom 2026-08-11 och omfattar 194,4 ha.</w:t>
+        <w:t>Denna tillsynsbegäran behandlar höga naturvärden i avverkningsanmälan Norrbytorps naturreservat utökat i Haninge kommun som inkom 2026-08-12 och omfattar 194,4 ha.</w:t>
       </w:r>
     </w:p>
     <w:p>
@@ -22,7 +22,7 @@
       <w:r>
         <w:drawing>
           <wp:inline xmlns:a="http://schemas.openxmlformats.org/drawingml/2006/main" xmlns:pic="http://schemas.openxmlformats.org/drawingml/2006/picture">
-            <wp:extent cx="5486400" cy="4747532"/>
+            <wp:extent cx="5486400" cy="4745242"/>
             <wp:docPr id="1" name="Picture 1"/>
             <wp:cNvGraphicFramePr>
               <a:graphicFrameLocks noChangeAspect="1"/>
@@ -43,7 +43,7 @@
                   <pic:spPr>
                     <a:xfrm>
                       <a:off x="0" y="0"/>
-                      <a:ext cx="5486400" cy="4747532"/>
+                      <a:ext cx="5486400" cy="4745242"/>
                     </a:xfrm>
                     <a:prstGeom prst="rect"/>
                   </pic:spPr>
@@ -65,7 +65,7 @@
     </w:p>
     <w:p>
       <w:r>
-        <w:t>I och inom 25 meter från avverkningsanmälan finns fynd av 118 naturvårdsarter, varav 65 är rödlistade, 34 är fridlysta, 51 är typiska (T) och 31 är signalarter (S): brödtaggsvamp (EN), koppartaggsvamp (EN), svartoxe (EN), garnlav (VU, T), goliatmusseron (VU, T), gränsticka (VU, T), gul taggsvamp (VU, T), hasselsnok (VU, §4a), jättemusseron (VU), knärot (VU, T, §8), lakritsmusseron (VU, T), lappuggla (VU, §4), liten hornflikmossa (VU), mindre bastardsvärmare (VU), mjölkörtsspinnare (VU), ostticka (VU, T), ringlav (VU), rotfingersvamp (VU), sexfläckig bastardsvärmare (VU), skrovlig taggsvamp (VU), tallgråticka (VU), adam och eva (NT, §8), apelsinticka (NT), blå taggsvamp (NT, T), blåhake (NT, §4), brunklöver (NT), dofttaggsvamp (NT, T), dropptaggsvamp (NT, T), duvhök (NT, §4), fjällig taggsvamp s.str. (NT), fyrflikig jordstjärna (NT, T), gelatinfingersvamp (NT), grantaggsvamp (NT), gullklöver (NT), gulsparv (NT, §4), jungfrulin (NT), järnsparv (NT, §4), kandelabersvamp (NT, T), koralltaggsvamp (NT, T), krusfrö (NT), lunglav (NT, T), mindre hackspett (NT, T, §4), motaggsvamp (NT, T), orange taggsvamp (NT, T), reliktbock (NT, T), rosenticka (NT, T), rynkskinn (NT, T), skarp dropptaggsvamp (NT), skogsklocka (NT), svartvit taggsvamp (NT), sågtandad mycelbagge (NT), tallfingersvamp (NT), tallkötticka (NT), talltagel (NT, T), tallticka (NT, T), talltita (NT, §4), tjockfotad fingersvamp (NT), ullticka (NT, T), vaddporing (NT), veckticka (NT, T), vedskivlav (NT, T), vedtrappmossa (NT, T), vintertagging (NT), vit vedfingersvamp (NT), vågticka (NT), aspvedborre (S), björksplintborre (S), blodticka (S, T), blomkålssvamp (S), blåmossa (S, T), brandticka (S), bronshjon (S, T), Dorcatoma dresdensis (S), granbarkgnagare (S, T), grovticka (S, T), grön sköldmossa (S, T, §8), grönpyrola (S, T), jättesvampmal (S), korallrot (S, T, §8), mindre märgborre (S, T), nästlav (S, T), platt fjädermossa (S, T), plattlummer (S, T, §9), rostfläck (S, T), rödgul trumpetsvamp (S), spindelblomster (S, T, §8), stor aspticka (S, T), stubbspretmossa (S, T), thomsons trägnagare (S), Thymalus limbatus (S), trådticka (S, T), vanlig flatbagge (S, T), vedticka (S, T), västlig hakmossa (S), vågbandad barkbock (S), zontaggsvamp (S), linnea (T), mattlummer (T, §9), nattskärra (T, §4), spillkråka (T, §4), tallört (aggregat) (T), tjäder (T, §4), gröngöling (§4), grönsiska (§4), havsörn (§4), kungsfågel (§4), trana (§4), törnskata (§4), åkergroda (§4a), huggorm (§6), kopparödla (§6), mindre vattensalamander (§6), vanlig groda (§6), vanlig padda (§6), vanlig snok (§6), fläcknycklar (§8), nattviol (§8) och revlummer (§9). Se Figur 1.</w:t>
+        <w:t>I och inom 25 meter från avverkningsanmälan finns fynd av 119 naturvårdsarter, varav 65 är rödlistade, 35 är fridlysta, 52 är typiska (T) och 31 är signalarter (S): brödtaggsvamp (EN), koppartaggsvamp (EN), svartoxe (EN), garnlav (VU, T), goliatmusseron (VU, T), gränsticka (VU, T), gul taggsvamp (VU, T), hasselsnok (VU, §4a), jättemusseron (VU), knärot (VU, T, §8), lakritsmusseron (VU, T), lappuggla (VU, §4), liten hornflikmossa (VU), mindre bastardsvärmare (VU), mjölkörtsspinnare (VU), ostticka (VU, T), ringlav (VU), rotfingersvamp (VU), sexfläckig bastardsvärmare (VU), skrovlig taggsvamp (VU), tallgråticka (VU), adam och eva (NT, §8), apelsinticka (NT), blå taggsvamp (NT, T), blåhake (NT, §4), brunklöver (NT), dofttaggsvamp (NT, T), dropptaggsvamp (NT, T), duvhök (NT, §4), fjällig taggsvamp s.str. (NT), fyrflikig jordstjärna (NT, T), gelatinfingersvamp (NT), grantaggsvamp (NT), gullklöver (NT), gulsparv (NT, §4), jungfrulin (NT), järnsparv (NT, §4), kandelabersvamp (NT, T), koralltaggsvamp (NT, T), krusfrö (NT), lunglav (NT, T), mindre hackspett (NT, T, §4), motaggsvamp (NT, T), orange taggsvamp (NT, T), reliktbock (NT, T), rosenticka (NT, T), rynkskinn (NT, T), skarp dropptaggsvamp (NT), skogsklocka (NT), svartvit taggsvamp (NT), sågtandad mycelbagge (NT), tallfingersvamp (NT), tallkötticka (NT), talltagel (NT, T), tallticka (NT, T), talltita (NT, §4), tjockfotad fingersvamp (NT), ullticka (NT, T), vaddporing (NT), veckticka (NT, T), vedskivlav (NT, T), vedtrappmossa (NT, T), vintertagging (NT), vit vedfingersvamp (NT), vågticka (NT), aspvedborre (S), björksplintborre (S), blodticka (S, T), blomkålssvamp (S), blåmossa (S, T), brandticka (S), bronshjon (S, T), Dorcatoma dresdensis (S), granbarkgnagare (S, T), grovticka (S, T), grön sköldmossa (S, T, §8), grönpyrola (S, T), jättesvampmal (S), korallrot (S, T, §8), mindre märgborre (S, T), nästlav (S, T), platt fjädermossa (S, T), plattlummer (S, T, §9), rostfläck (S, T), rödgul trumpetsvamp (S), spindelblomster (S, T, §8), stor aspticka (S, T), stubbspretmossa (S, T), thomsons trägnagare (S), Thymalus limbatus (S), trådticka (S, T), vanlig flatbagge (S, T), vedticka (S, T), västlig hakmossa (S), vågbandad barkbock (S), zontaggsvamp (S), linnea (T), mattlummer (T, §9), nattskärra (T, §4), spillkråka (T, §4), tallört (aggregat) (T), tjäder (T, §4), tofsmes (T, §4), gröngöling (§4), grönsiska (§4), havsörn (§4), kungsfågel (§4), trana (§4), törnskata (§4), åkergroda (§4a), huggorm (§6), kopparödla (§6), mindre vattensalamander (§6), vanlig groda (§6), vanlig padda (§6), vanlig snok (§6), fläcknycklar (§8), nattviol (§8) och revlummer (§9). Se Figur 1.</w:t>
       </w:r>
     </w:p>
     <w:p>
@@ -1836,6 +1836,26 @@
         <w:rPr>
           <w:b/>
         </w:rPr>
+        <w:t>Tofsmes (§4)</w:t>
+      </w:r>
+      <w:r>
+        <w:t xml:space="preserve"> häckar i barr- och blandskog, främst i tallskog. Tofsmes är typisk art för </w:t>
+      </w:r>
+      <w:r>
+        <w:rPr>
+          <w:i/>
+        </w:rPr>
+        <w:t xml:space="preserve">9010 Taiga </w:t>
+      </w:r>
+      <w:r>
+        <w:t>(SLU Artdatabanken, 2025).</w:t>
+      </w:r>
+    </w:p>
+    <w:p>
+      <w:r>
+        <w:rPr>
+          <w:b/>
+        </w:rPr>
         <w:t>Havsörn (§4)</w:t>
       </w:r>
       <w:r>
@@ -1879,7 +1899,7 @@
     </w:p>
     <w:p>
       <w:r>
-        <w:t>Följande typiska arter har sina livsmiljöer och växtplatser i den avverkningsanmälda skogen: garnlav (VU, T), goliatmusseron (VU, T), gränsticka (VU, T), gul taggsvamp (VU, T), knärot (VU, T, §8), lakritsmusseron (VU, T), ostticka (VU, T), blå taggsvamp (NT, T), dofttaggsvamp (NT, T), dropptaggsvamp (NT, T), fyrflikig jordstjärna (NT, T), kandelabersvamp (NT, T), koralltaggsvamp (NT, T), lunglav (NT, T), mindre hackspett (NT, T, §4), motaggsvamp (NT, T), orange taggsvamp (NT, T), reliktbock (NT, T), rosenticka (NT, T), rynkskinn (NT, T), talltagel (NT, T), tallticka (NT, T), ullticka (NT, T), veckticka (NT, T), vedskivlav (NT, T), vedtrappmossa (NT, T), blodticka (S, T), blåmossa (S, T), bronshjon (S, T), granbarkgnagare (S, T), grovticka (S, T), grön sköldmossa (S, T, §8), grönpyrola (S, T), korallrot (S, T, §8), mindre märgborre (S, T), nästlav (S, T), platt fjädermossa (S, T), plattlummer (S, T, §9), rostfläck (S, T), spindelblomster (S, T, §8), stor aspticka (S, T), stubbspretmossa (S, T), trådticka (S, T), vanlig flatbagge (S, T), vedticka (S, T), linnea (T), mattlummer (T, §9), nattskärra (T, §4), spillkråka (T, §4), tallört (aggregat) (T) och tjäder (T, §4).</w:t>
+        <w:t>Följande typiska arter har sina livsmiljöer och växtplatser i den avverkningsanmälda skogen: garnlav (VU, T), goliatmusseron (VU, T), gränsticka (VU, T), gul taggsvamp (VU, T), knärot (VU, T, §8), lakritsmusseron (VU, T), ostticka (VU, T), blå taggsvamp (NT, T), dofttaggsvamp (NT, T), dropptaggsvamp (NT, T), fyrflikig jordstjärna (NT, T), kandelabersvamp (NT, T), koralltaggsvamp (NT, T), lunglav (NT, T), mindre hackspett (NT, T, §4), motaggsvamp (NT, T), orange taggsvamp (NT, T), reliktbock (NT, T), rosenticka (NT, T), rynkskinn (NT, T), talltagel (NT, T), tallticka (NT, T), ullticka (NT, T), veckticka (NT, T), vedskivlav (NT, T), vedtrappmossa (NT, T), blodticka (S, T), blåmossa (S, T), bronshjon (S, T), granbarkgnagare (S, T), grovticka (S, T), grön sköldmossa (S, T, §8), grönpyrola (S, T), korallrot (S, T, §8), mindre märgborre (S, T), nästlav (S, T), platt fjädermossa (S, T), plattlummer (S, T, §9), rostfläck (S, T), spindelblomster (S, T, §8), stor aspticka (S, T), stubbspretmossa (S, T), trådticka (S, T), vanlig flatbagge (S, T), vedticka (S, T), linnea (T), mattlummer (T, §9), nattskärra (T, §4), spillkråka (T, §4), tallört (aggregat) (T), tjäder (T, §4) och tofsmes (T, §4).</w:t>
       </w:r>
     </w:p>
     <w:p>
@@ -3564,7 +3584,7 @@
     <w:r>
       <w:tab/>
       <w:tab/>
-      <w:t>2026-08-11</w:t>
+      <w:t>2026-08-12</w:t>
       <w:br/>
       <w:br/>
     </w:r>

--- a/tillsyn/Norrbytorps naturreservat utökat tillsynsbegäran.docx
+++ b/tillsyn/Norrbytorps naturreservat utökat tillsynsbegäran.docx
@@ -12,7 +12,7 @@
     </w:p>
     <w:p>
       <w:r>
-        <w:t>Denna tillsynsbegäran behandlar höga naturvärden i avverkningsanmälan Norrbytorps naturreservat utökat i Haninge kommun som inkom 2026-08-12 och omfattar 194,4 ha.</w:t>
+        <w:t>Denna tillsynsbegäran behandlar höga naturvärden i avverkningsanmälan Norrbytorps naturreservat utökat i Haninge kommun som inkom 2026-08-13 och omfattar 194,4 ha.</w:t>
       </w:r>
     </w:p>
     <w:p>
@@ -3584,7 +3584,7 @@
     <w:r>
       <w:tab/>
       <w:tab/>
-      <w:t>2026-08-12</w:t>
+      <w:t>2026-08-13</w:t>
       <w:br/>
       <w:br/>
     </w:r>

--- a/tillsyn/Norrbytorps naturreservat utökat tillsynsbegäran.docx
+++ b/tillsyn/Norrbytorps naturreservat utökat tillsynsbegäran.docx
@@ -12,7 +12,7 @@
     </w:p>
     <w:p>
       <w:r>
-        <w:t>Denna tillsynsbegäran behandlar höga naturvärden i avverkningsanmälan Norrbytorps naturreservat utökat i Haninge kommun som inkom 2026-08-13 och omfattar 194,4 ha.</w:t>
+        <w:t>Denna tillsynsbegäran behandlar höga naturvärden i avverkningsanmälan Norrbytorps naturreservat utökat i Haninge kommun som inkom 2026-08-14 och omfattar 194,4 ha.</w:t>
       </w:r>
     </w:p>
     <w:p>
@@ -22,7 +22,7 @@
       <w:r>
         <w:drawing>
           <wp:inline xmlns:a="http://schemas.openxmlformats.org/drawingml/2006/main" xmlns:pic="http://schemas.openxmlformats.org/drawingml/2006/picture">
-            <wp:extent cx="5486400" cy="4745242"/>
+            <wp:extent cx="5486400" cy="4752276"/>
             <wp:docPr id="1" name="Picture 1"/>
             <wp:cNvGraphicFramePr>
               <a:graphicFrameLocks noChangeAspect="1"/>
@@ -43,7 +43,7 @@
                   <pic:spPr>
                     <a:xfrm>
                       <a:off x="0" y="0"/>
-                      <a:ext cx="5486400" cy="4745242"/>
+                      <a:ext cx="5486400" cy="4752276"/>
                     </a:xfrm>
                     <a:prstGeom prst="rect"/>
                   </pic:spPr>
@@ -65,7 +65,7 @@
     </w:p>
     <w:p>
       <w:r>
-        <w:t>I och inom 25 meter från avverkningsanmälan finns fynd av 119 naturvårdsarter, varav 65 är rödlistade, 35 är fridlysta, 52 är typiska (T) och 31 är signalarter (S): brödtaggsvamp (EN), koppartaggsvamp (EN), svartoxe (EN), garnlav (VU, T), goliatmusseron (VU, T), gränsticka (VU, T), gul taggsvamp (VU, T), hasselsnok (VU, §4a), jättemusseron (VU), knärot (VU, T, §8), lakritsmusseron (VU, T), lappuggla (VU, §4), liten hornflikmossa (VU), mindre bastardsvärmare (VU), mjölkörtsspinnare (VU), ostticka (VU, T), ringlav (VU), rotfingersvamp (VU), sexfläckig bastardsvärmare (VU), skrovlig taggsvamp (VU), tallgråticka (VU), adam och eva (NT, §8), apelsinticka (NT), blå taggsvamp (NT, T), blåhake (NT, §4), brunklöver (NT), dofttaggsvamp (NT, T), dropptaggsvamp (NT, T), duvhök (NT, §4), fjällig taggsvamp s.str. (NT), fyrflikig jordstjärna (NT, T), gelatinfingersvamp (NT), grantaggsvamp (NT), gullklöver (NT), gulsparv (NT, §4), jungfrulin (NT), järnsparv (NT, §4), kandelabersvamp (NT, T), koralltaggsvamp (NT, T), krusfrö (NT), lunglav (NT, T), mindre hackspett (NT, T, §4), motaggsvamp (NT, T), orange taggsvamp (NT, T), reliktbock (NT, T), rosenticka (NT, T), rynkskinn (NT, T), skarp dropptaggsvamp (NT), skogsklocka (NT), svartvit taggsvamp (NT), sågtandad mycelbagge (NT), tallfingersvamp (NT), tallkötticka (NT), talltagel (NT, T), tallticka (NT, T), talltita (NT, §4), tjockfotad fingersvamp (NT), ullticka (NT, T), vaddporing (NT), veckticka (NT, T), vedskivlav (NT, T), vedtrappmossa (NT, T), vintertagging (NT), vit vedfingersvamp (NT), vågticka (NT), aspvedborre (S), björksplintborre (S), blodticka (S, T), blomkålssvamp (S), blåmossa (S, T), brandticka (S), bronshjon (S, T), Dorcatoma dresdensis (S), granbarkgnagare (S, T), grovticka (S, T), grön sköldmossa (S, T, §8), grönpyrola (S, T), jättesvampmal (S), korallrot (S, T, §8), mindre märgborre (S, T), nästlav (S, T), platt fjädermossa (S, T), plattlummer (S, T, §9), rostfläck (S, T), rödgul trumpetsvamp (S), spindelblomster (S, T, §8), stor aspticka (S, T), stubbspretmossa (S, T), thomsons trägnagare (S), Thymalus limbatus (S), trådticka (S, T), vanlig flatbagge (S, T), vedticka (S, T), västlig hakmossa (S), vågbandad barkbock (S), zontaggsvamp (S), linnea (T), mattlummer (T, §9), nattskärra (T, §4), spillkråka (T, §4), tallört (aggregat) (T), tjäder (T, §4), tofsmes (T, §4), gröngöling (§4), grönsiska (§4), havsörn (§4), kungsfågel (§4), trana (§4), törnskata (§4), åkergroda (§4a), huggorm (§6), kopparödla (§6), mindre vattensalamander (§6), vanlig groda (§6), vanlig padda (§6), vanlig snok (§6), fläcknycklar (§8), nattviol (§8) och revlummer (§9). Se Figur 1.</w:t>
+        <w:t>I och inom 25 meter från avverkningsanmälan finns fynd av 117 naturvårdsarter, varav 65 är rödlistade, 34 är fridlysta, 50 är typiska (T) och 31 är signalarter (S): brödtaggsvamp (EN), koppartaggsvamp (EN), svartoxe (EN), garnlav (VU, T), goliatmusseron (VU, T), gränsticka (VU, T), gul taggsvamp (VU, T), hasselsnok (VU, §4a), jättemusseron (VU), knärot (VU, T, §8), lakritsmusseron (VU, T), lappuggla (VU, §4), liten hornflikmossa (VU), mindre bastardsvärmare (VU), mjölkörtsspinnare (VU), ostticka (VU, T), ringlav (VU), rotfingersvamp (VU), sexfläckig bastardsvärmare (VU), skrovlig taggsvamp (VU), tallgråticka (VU), adam och eva (NT, §8), apelsinticka (NT), blå taggsvamp (NT, T), blåhake (NT, §4), brunklöver (NT), dofttaggsvamp (NT, T), dropptaggsvamp (NT, T), duvhök (NT, §4), fjällig taggsvamp s.str. (NT), fyrflikig jordstjärna (NT, T), gelatinfingersvamp (NT), grantaggsvamp (NT), gullklöver (NT), gulsparv (NT, §4), jungfrulin (NT), järnsparv (NT, §4), kandelabersvamp (NT, T), koralltaggsvamp (NT, T), krusfrö (NT), lunglav (NT, T), mindre hackspett (NT, T, §4), motaggsvamp (NT, T), orange taggsvamp (NT, T), reliktbock (NT, T), rosenticka (NT, T), rynkskinn (NT, T), skarp dropptaggsvamp (NT), skogsklocka (NT), svartvit taggsvamp (NT), sågtandad mycelbagge (NT), tallfingersvamp (NT), tallkötticka (NT), talltagel (NT, T), tallticka (NT, T), talltita (NT, §4), tjockfotad fingersvamp (NT), ullticka (NT, T), vaddporing (NT), veckticka (NT, T), vedskivlav (NT, T), vedtrappmossa (NT, T), vintertagging (NT), vit vedfingersvamp (NT), vågticka (NT), aspvedborre (S), björksplintborre (S), blodticka (S, T), blomkålssvamp (S), blåmossa (S, T), brandticka (S), bronshjon (S, T), Dorcatoma dresdensis (S), granbarkgnagare (S, T), grovticka (S, T), grön sköldmossa (S, T, §8), grönpyrola (S, T), jättesvampmal (S), korallrot (S, T, §8), mindre märgborre (S, T), nästlav (S, T), platt fjädermossa (S, T), plattlummer (S, T, §9), rostfläck (S, T), rödgul trumpetsvamp (S), spindelblomster (S, T, §8), stor aspticka (S, T), stubbspretmossa (S, T), thomsons trägnagare (S), Thymalus limbatus (S), trådticka (S, T), vanlig flatbagge (S, T), vedticka (S, T), västlig hakmossa (S), vågbandad barkbock (S), zontaggsvamp (S), linnea (T), mattlummer (T, §9), nattskärra (T, §4), spillkråka (T, §4), tjäder (T, §4), gröngöling (§4), grönsiska (§4), havsörn (§4), kungsfågel (§4), trana (§4), törnskata (§4), åkergroda (§4a), huggorm (§6), kopparödla (§6), mindre vattensalamander (§6), vanlig groda (§6), vanlig padda (§6), vanlig snok (§6), fläcknycklar (§8), nattviol (§8) och revlummer (§9). Se Figur 1.</w:t>
       </w:r>
     </w:p>
     <w:p>
@@ -1836,26 +1836,6 @@
         <w:rPr>
           <w:b/>
         </w:rPr>
-        <w:t>Tofsmes (§4)</w:t>
-      </w:r>
-      <w:r>
-        <w:t xml:space="preserve"> häckar i barr- och blandskog, främst i tallskog. Tofsmes är typisk art för </w:t>
-      </w:r>
-      <w:r>
-        <w:rPr>
-          <w:i/>
-        </w:rPr>
-        <w:t xml:space="preserve">9010 Taiga </w:t>
-      </w:r>
-      <w:r>
-        <w:t>(SLU Artdatabanken, 2025).</w:t>
-      </w:r>
-    </w:p>
-    <w:p>
-      <w:r>
-        <w:rPr>
-          <w:b/>
-        </w:rPr>
         <w:t>Havsörn (§4)</w:t>
       </w:r>
       <w:r>
@@ -1899,7 +1879,7 @@
     </w:p>
     <w:p>
       <w:r>
-        <w:t>Följande typiska arter har sina livsmiljöer och växtplatser i den avverkningsanmälda skogen: garnlav (VU, T), goliatmusseron (VU, T), gränsticka (VU, T), gul taggsvamp (VU, T), knärot (VU, T, §8), lakritsmusseron (VU, T), ostticka (VU, T), blå taggsvamp (NT, T), dofttaggsvamp (NT, T), dropptaggsvamp (NT, T), fyrflikig jordstjärna (NT, T), kandelabersvamp (NT, T), koralltaggsvamp (NT, T), lunglav (NT, T), mindre hackspett (NT, T, §4), motaggsvamp (NT, T), orange taggsvamp (NT, T), reliktbock (NT, T), rosenticka (NT, T), rynkskinn (NT, T), talltagel (NT, T), tallticka (NT, T), ullticka (NT, T), veckticka (NT, T), vedskivlav (NT, T), vedtrappmossa (NT, T), blodticka (S, T), blåmossa (S, T), bronshjon (S, T), granbarkgnagare (S, T), grovticka (S, T), grön sköldmossa (S, T, §8), grönpyrola (S, T), korallrot (S, T, §8), mindre märgborre (S, T), nästlav (S, T), platt fjädermossa (S, T), plattlummer (S, T, §9), rostfläck (S, T), spindelblomster (S, T, §8), stor aspticka (S, T), stubbspretmossa (S, T), trådticka (S, T), vanlig flatbagge (S, T), vedticka (S, T), linnea (T), mattlummer (T, §9), nattskärra (T, §4), spillkråka (T, §4), tallört (aggregat) (T), tjäder (T, §4) och tofsmes (T, §4).</w:t>
+        <w:t>Följande typiska arter har sina livsmiljöer och växtplatser i den avverkningsanmälda skogen: garnlav (VU, T), goliatmusseron (VU, T), gränsticka (VU, T), gul taggsvamp (VU, T), knärot (VU, T, §8), lakritsmusseron (VU, T), ostticka (VU, T), blå taggsvamp (NT, T), dofttaggsvamp (NT, T), dropptaggsvamp (NT, T), fyrflikig jordstjärna (NT, T), kandelabersvamp (NT, T), koralltaggsvamp (NT, T), lunglav (NT, T), mindre hackspett (NT, T, §4), motaggsvamp (NT, T), orange taggsvamp (NT, T), reliktbock (NT, T), rosenticka (NT, T), rynkskinn (NT, T), talltagel (NT, T), tallticka (NT, T), ullticka (NT, T), veckticka (NT, T), vedskivlav (NT, T), vedtrappmossa (NT, T), blodticka (S, T), blåmossa (S, T), bronshjon (S, T), granbarkgnagare (S, T), grovticka (S, T), grön sköldmossa (S, T, §8), grönpyrola (S, T), korallrot (S, T, §8), mindre märgborre (S, T), nästlav (S, T), platt fjädermossa (S, T), plattlummer (S, T, §9), rostfläck (S, T), spindelblomster (S, T, §8), stor aspticka (S, T), stubbspretmossa (S, T), trådticka (S, T), vanlig flatbagge (S, T), vedticka (S, T), linnea (T), mattlummer (T, §9), nattskärra (T, §4), spillkråka (T, §4) och tjäder (T, §4).</w:t>
       </w:r>
     </w:p>
     <w:p>
@@ -3584,7 +3564,7 @@
     <w:r>
       <w:tab/>
       <w:tab/>
-      <w:t>2026-08-13</w:t>
+      <w:t>2026-08-14</w:t>
       <w:br/>
       <w:br/>
     </w:r>

--- a/tillsyn/Norrbytorps naturreservat utökat tillsynsbegäran.docx
+++ b/tillsyn/Norrbytorps naturreservat utökat tillsynsbegäran.docx
@@ -12,7 +12,7 @@
     </w:p>
     <w:p>
       <w:r>
-        <w:t>Denna tillsynsbegäran behandlar höga naturvärden i avverkningsanmälan Norrbytorps naturreservat utökat i Haninge kommun som inkom 2026-08-14 och omfattar 194,4 ha.</w:t>
+        <w:t>Denna tillsynsbegäran behandlar höga naturvärden i avverkningsanmälan Norrbytorps naturreservat utökat i Haninge kommun som inkom 2026-08-15 och omfattar 194,4 ha.</w:t>
       </w:r>
     </w:p>
     <w:p>
@@ -22,7 +22,7 @@
       <w:r>
         <w:drawing>
           <wp:inline xmlns:a="http://schemas.openxmlformats.org/drawingml/2006/main" xmlns:pic="http://schemas.openxmlformats.org/drawingml/2006/picture">
-            <wp:extent cx="5486400" cy="4752276"/>
+            <wp:extent cx="5486400" cy="4745848"/>
             <wp:docPr id="1" name="Picture 1"/>
             <wp:cNvGraphicFramePr>
               <a:graphicFrameLocks noChangeAspect="1"/>
@@ -43,7 +43,7 @@
                   <pic:spPr>
                     <a:xfrm>
                       <a:off x="0" y="0"/>
-                      <a:ext cx="5486400" cy="4752276"/>
+                      <a:ext cx="5486400" cy="4745848"/>
                     </a:xfrm>
                     <a:prstGeom prst="rect"/>
                   </pic:spPr>
@@ -60,12 +60,12 @@
         <w:spacing w:after="240"/>
       </w:pPr>
       <w:r>
-        <w:t>Figur 1. Fyndplatser för naturvårdsarter i och inom 25 meter från avverkningsanmälan. Markörer utan svart kant är placerade på fyndplatsen. Markörer med svart kant är placerade vid sidan av fyndplatsen har ett svart streck som visar fyndplatsens exakta position. Kartans mittpunktskoordinat är N 6563055, E 687118 i SWEREF 99 TM.</w:t>
-      </w:r>
-    </w:p>
-    <w:p>
-      <w:r>
-        <w:t>I och inom 25 meter från avverkningsanmälan finns fynd av 117 naturvårdsarter, varav 65 är rödlistade, 34 är fridlysta, 50 är typiska (T) och 31 är signalarter (S): brödtaggsvamp (EN), koppartaggsvamp (EN), svartoxe (EN), garnlav (VU, T), goliatmusseron (VU, T), gränsticka (VU, T), gul taggsvamp (VU, T), hasselsnok (VU, §4a), jättemusseron (VU), knärot (VU, T, §8), lakritsmusseron (VU, T), lappuggla (VU, §4), liten hornflikmossa (VU), mindre bastardsvärmare (VU), mjölkörtsspinnare (VU), ostticka (VU, T), ringlav (VU), rotfingersvamp (VU), sexfläckig bastardsvärmare (VU), skrovlig taggsvamp (VU), tallgråticka (VU), adam och eva (NT, §8), apelsinticka (NT), blå taggsvamp (NT, T), blåhake (NT, §4), brunklöver (NT), dofttaggsvamp (NT, T), dropptaggsvamp (NT, T), duvhök (NT, §4), fjällig taggsvamp s.str. (NT), fyrflikig jordstjärna (NT, T), gelatinfingersvamp (NT), grantaggsvamp (NT), gullklöver (NT), gulsparv (NT, §4), jungfrulin (NT), järnsparv (NT, §4), kandelabersvamp (NT, T), koralltaggsvamp (NT, T), krusfrö (NT), lunglav (NT, T), mindre hackspett (NT, T, §4), motaggsvamp (NT, T), orange taggsvamp (NT, T), reliktbock (NT, T), rosenticka (NT, T), rynkskinn (NT, T), skarp dropptaggsvamp (NT), skogsklocka (NT), svartvit taggsvamp (NT), sågtandad mycelbagge (NT), tallfingersvamp (NT), tallkötticka (NT), talltagel (NT, T), tallticka (NT, T), talltita (NT, §4), tjockfotad fingersvamp (NT), ullticka (NT, T), vaddporing (NT), veckticka (NT, T), vedskivlav (NT, T), vedtrappmossa (NT, T), vintertagging (NT), vit vedfingersvamp (NT), vågticka (NT), aspvedborre (S), björksplintborre (S), blodticka (S, T), blomkålssvamp (S), blåmossa (S, T), brandticka (S), bronshjon (S, T), Dorcatoma dresdensis (S), granbarkgnagare (S, T), grovticka (S, T), grön sköldmossa (S, T, §8), grönpyrola (S, T), jättesvampmal (S), korallrot (S, T, §8), mindre märgborre (S, T), nästlav (S, T), platt fjädermossa (S, T), plattlummer (S, T, §9), rostfläck (S, T), rödgul trumpetsvamp (S), spindelblomster (S, T, §8), stor aspticka (S, T), stubbspretmossa (S, T), thomsons trägnagare (S), Thymalus limbatus (S), trådticka (S, T), vanlig flatbagge (S, T), vedticka (S, T), västlig hakmossa (S), vågbandad barkbock (S), zontaggsvamp (S), linnea (T), mattlummer (T, §9), nattskärra (T, §4), spillkråka (T, §4), tjäder (T, §4), gröngöling (§4), grönsiska (§4), havsörn (§4), kungsfågel (§4), trana (§4), törnskata (§4), åkergroda (§4a), huggorm (§6), kopparödla (§6), mindre vattensalamander (§6), vanlig groda (§6), vanlig padda (§6), vanlig snok (§6), fläcknycklar (§8), nattviol (§8) och revlummer (§9). Se Figur 1.</w:t>
+        <w:t>Figur 1. Fyndplatser för naturvårdsarter i och inom 25 meter från avverkningsanmälan. Markörer utan svart kant är placerade på fyndplatsen. Markörer med svart kant är placerade vid sidan av fyndplatsen och har ett svart streck som visar fyndplatsens exakta position. Kartans mittpunktskoordinat är N 6563055, E 687118 i SWEREF 99 TM.</w:t>
+      </w:r>
+    </w:p>
+    <w:p>
+      <w:r>
+        <w:t>I och inom 25 meter från avverkningsanmälan finns fynd av 119 naturvårdsarter, varav 65 är rödlistade, 35 är fridlysta, 52 är typiska (T) och 31 är signalarter (S): brödtaggsvamp (EN), koppartaggsvamp (EN), svartoxe (EN), garnlav (VU, T), goliatmusseron (VU, T), gränsticka (VU, T), gul taggsvamp (VU, T), hasselsnok (VU, §4a), jättemusseron (VU), knärot (VU, T, §8), lakritsmusseron (VU, T), lappuggla (VU, §4), liten hornflikmossa (VU), mindre bastardsvärmare (VU), mjölkörtsspinnare (VU), ostticka (VU, T), ringlav (VU), rotfingersvamp (VU), sexfläckig bastardsvärmare (VU), skrovlig taggsvamp (VU), tallgråticka (VU), adam och eva (NT, §8), apelsinticka (NT), blå taggsvamp (NT, T), blåhake (NT, §4), brunklöver (NT), dofttaggsvamp (NT, T), dropptaggsvamp (NT, T), duvhök (NT, §4), fjällig taggsvamp s.str. (NT), fyrflikig jordstjärna (NT, T), gelatinfingersvamp (NT), grantaggsvamp (NT), gullklöver (NT), gulsparv (NT, §4), jungfrulin (NT), järnsparv (NT, §4), kandelabersvamp (NT, T), koralltaggsvamp (NT, T), krusfrö (NT), lunglav (NT, T), mindre hackspett (NT, T, §4), motaggsvamp (NT, T), orange taggsvamp (NT, T), reliktbock (NT, T), rosenticka (NT, T), rynkskinn (NT, T), skarp dropptaggsvamp (NT), skogsklocka (NT), svartvit taggsvamp (NT), sågtandad mycelbagge (NT), tallfingersvamp (NT), tallkötticka (NT), talltagel (NT, T), tallticka (NT, T), talltita (NT, §4), tjockfotad fingersvamp (NT), ullticka (NT, T), vaddporing (NT), veckticka (NT, T), vedskivlav (NT, T), vedtrappmossa (NT, T), vintertagging (NT), vit vedfingersvamp (NT), vågticka (NT), aspvedborre (S), björksplintborre (S), blodticka (S, T), blomkålssvamp (S), blåmossa (S, T), brandticka (S), bronshjon (S, T), Dorcatoma dresdensis (S), granbarkgnagare (S, T), grovticka (S, T), grön sköldmossa (S, T, §8), grönpyrola (S, T), jättesvampmal (S), korallrot (S, T, §8), mindre märgborre (S, T), nästlav (S, T), platt fjädermossa (S, T), plattlummer (S, T, §9), rostfläck (S, T), rödgul trumpetsvamp (S), spindelblomster (S, T, §8), stor aspticka (S, T), stubbspretmossa (S, T), thomsons trägnagare (S), Thymalus limbatus (S), trådticka (S, T), vanlig flatbagge (S, T), vedticka (S, T), västlig hakmossa (S), vågbandad barkbock (S), zontaggsvamp (S), linnea (T), mattlummer (T, §9), nattskärra (T, §4), spillkråka (T, §4), tallört (aggregat) (T), tjäder (T, §4), tofsmes (T, §4), gröngöling (§4), grönsiska (§4), havsörn (§4), kungsfågel (§4), trana (§4), törnskata (§4), åkergroda (§4a), huggorm (§6), kopparödla (§6), mindre vattensalamander (§6), vanlig groda (§6), vanlig padda (§6), vanlig snok (§6), fläcknycklar (§8), nattviol (§8) och revlummer (§9). Se Figur 1.</w:t>
       </w:r>
     </w:p>
     <w:p>
@@ -1836,6 +1836,26 @@
         <w:rPr>
           <w:b/>
         </w:rPr>
+        <w:t>Tofsmes (§4)</w:t>
+      </w:r>
+      <w:r>
+        <w:t xml:space="preserve"> häckar i barr- och blandskog, främst i tallskog. Tofsmes är typisk art för </w:t>
+      </w:r>
+      <w:r>
+        <w:rPr>
+          <w:i/>
+        </w:rPr>
+        <w:t xml:space="preserve">9010 Taiga </w:t>
+      </w:r>
+      <w:r>
+        <w:t>(SLU Artdatabanken, 2025).</w:t>
+      </w:r>
+    </w:p>
+    <w:p>
+      <w:r>
+        <w:rPr>
+          <w:b/>
+        </w:rPr>
         <w:t>Havsörn (§4)</w:t>
       </w:r>
       <w:r>
@@ -1879,7 +1899,7 @@
     </w:p>
     <w:p>
       <w:r>
-        <w:t>Följande typiska arter har sina livsmiljöer och växtplatser i den avverkningsanmälda skogen: garnlav (VU, T), goliatmusseron (VU, T), gränsticka (VU, T), gul taggsvamp (VU, T), knärot (VU, T, §8), lakritsmusseron (VU, T), ostticka (VU, T), blå taggsvamp (NT, T), dofttaggsvamp (NT, T), dropptaggsvamp (NT, T), fyrflikig jordstjärna (NT, T), kandelabersvamp (NT, T), koralltaggsvamp (NT, T), lunglav (NT, T), mindre hackspett (NT, T, §4), motaggsvamp (NT, T), orange taggsvamp (NT, T), reliktbock (NT, T), rosenticka (NT, T), rynkskinn (NT, T), talltagel (NT, T), tallticka (NT, T), ullticka (NT, T), veckticka (NT, T), vedskivlav (NT, T), vedtrappmossa (NT, T), blodticka (S, T), blåmossa (S, T), bronshjon (S, T), granbarkgnagare (S, T), grovticka (S, T), grön sköldmossa (S, T, §8), grönpyrola (S, T), korallrot (S, T, §8), mindre märgborre (S, T), nästlav (S, T), platt fjädermossa (S, T), plattlummer (S, T, §9), rostfläck (S, T), spindelblomster (S, T, §8), stor aspticka (S, T), stubbspretmossa (S, T), trådticka (S, T), vanlig flatbagge (S, T), vedticka (S, T), linnea (T), mattlummer (T, §9), nattskärra (T, §4), spillkråka (T, §4) och tjäder (T, §4).</w:t>
+        <w:t>Följande typiska arter har sina livsmiljöer och växtplatser i den avverkningsanmälda skogen: garnlav (VU, T), goliatmusseron (VU, T), gränsticka (VU, T), gul taggsvamp (VU, T), knärot (VU, T, §8), lakritsmusseron (VU, T), ostticka (VU, T), blå taggsvamp (NT, T), dofttaggsvamp (NT, T), dropptaggsvamp (NT, T), fyrflikig jordstjärna (NT, T), kandelabersvamp (NT, T), koralltaggsvamp (NT, T), lunglav (NT, T), mindre hackspett (NT, T, §4), motaggsvamp (NT, T), orange taggsvamp (NT, T), reliktbock (NT, T), rosenticka (NT, T), rynkskinn (NT, T), talltagel (NT, T), tallticka (NT, T), ullticka (NT, T), veckticka (NT, T), vedskivlav (NT, T), vedtrappmossa (NT, T), blodticka (S, T), blåmossa (S, T), bronshjon (S, T), granbarkgnagare (S, T), grovticka (S, T), grön sköldmossa (S, T, §8), grönpyrola (S, T), korallrot (S, T, §8), mindre märgborre (S, T), nästlav (S, T), platt fjädermossa (S, T), plattlummer (S, T, §9), rostfläck (S, T), spindelblomster (S, T, §8), stor aspticka (S, T), stubbspretmossa (S, T), trådticka (S, T), vanlig flatbagge (S, T), vedticka (S, T), linnea (T), mattlummer (T, §9), nattskärra (T, §4), spillkråka (T, §4), tallört (aggregat) (T), tjäder (T, §4) och tofsmes (T, §4).</w:t>
       </w:r>
     </w:p>
     <w:p>
@@ -3564,7 +3584,7 @@
     <w:r>
       <w:tab/>
       <w:tab/>
-      <w:t>2026-08-14</w:t>
+      <w:t>2026-08-15</w:t>
       <w:br/>
       <w:br/>
     </w:r>

--- a/tillsyn/Norrbytorps naturreservat utökat tillsynsbegäran.docx
+++ b/tillsyn/Norrbytorps naturreservat utökat tillsynsbegäran.docx
@@ -12,7 +12,7 @@
     </w:p>
     <w:p>
       <w:r>
-        <w:t>Denna tillsynsbegäran behandlar höga naturvärden i avverkningsanmälan Norrbytorps naturreservat utökat i Haninge kommun som inkom 2026-08-15 och omfattar 194,4 ha.</w:t>
+        <w:t>Denna tillsynsbegäran behandlar höga naturvärden i avverkningsanmälan Norrbytorps naturreservat utökat i Haninge kommun som inkom 2026-08-16 och omfattar 194,4 ha.</w:t>
       </w:r>
     </w:p>
     <w:p>
@@ -3584,7 +3584,7 @@
     <w:r>
       <w:tab/>
       <w:tab/>
-      <w:t>2026-08-15</w:t>
+      <w:t>2026-08-16</w:t>
       <w:br/>
       <w:br/>
     </w:r>

--- a/tillsyn/Norrbytorps naturreservat utökat tillsynsbegäran.docx
+++ b/tillsyn/Norrbytorps naturreservat utökat tillsynsbegäran.docx
@@ -12,7 +12,7 @@
     </w:p>
     <w:p>
       <w:r>
-        <w:t>Denna tillsynsbegäran behandlar höga naturvärden i avverkningsanmälan Norrbytorps naturreservat utökat i Haninge kommun som inkom 2026-08-16 och omfattar 194,4 ha.</w:t>
+        <w:t>Denna tillsynsbegäran behandlar höga naturvärden i avverkningsanmälan Norrbytorps naturreservat utökat i Haninge kommun som inkom 2026-08-17 och omfattar 194,4 ha.</w:t>
       </w:r>
     </w:p>
     <w:p>
@@ -3584,7 +3584,7 @@
     <w:r>
       <w:tab/>
       <w:tab/>
-      <w:t>2026-08-16</w:t>
+      <w:t>2026-08-17</w:t>
       <w:br/>
       <w:br/>
     </w:r>

--- a/tillsyn/Norrbytorps naturreservat utökat tillsynsbegäran.docx
+++ b/tillsyn/Norrbytorps naturreservat utökat tillsynsbegäran.docx
@@ -12,7 +12,7 @@
     </w:p>
     <w:p>
       <w:r>
-        <w:t>Denna tillsynsbegäran behandlar höga naturvärden i avverkningsanmälan Norrbytorps naturreservat utökat i Haninge kommun som inkom 2026-08-17 och omfattar 194,4 ha.</w:t>
+        <w:t>Denna tillsynsbegäran behandlar höga naturvärden i avverkningsanmälan Norrbytorps naturreservat utökat i Haninge kommun som inkom 2026-08-18 och omfattar 194,4 ha.</w:t>
       </w:r>
     </w:p>
     <w:p>
@@ -22,7 +22,7 @@
       <w:r>
         <w:drawing>
           <wp:inline xmlns:a="http://schemas.openxmlformats.org/drawingml/2006/main" xmlns:pic="http://schemas.openxmlformats.org/drawingml/2006/picture">
-            <wp:extent cx="5486400" cy="4745848"/>
+            <wp:extent cx="5486400" cy="4745242"/>
             <wp:docPr id="1" name="Picture 1"/>
             <wp:cNvGraphicFramePr>
               <a:graphicFrameLocks noChangeAspect="1"/>
@@ -43,7 +43,7 @@
                   <pic:spPr>
                     <a:xfrm>
                       <a:off x="0" y="0"/>
-                      <a:ext cx="5486400" cy="4745848"/>
+                      <a:ext cx="5486400" cy="4745242"/>
                     </a:xfrm>
                     <a:prstGeom prst="rect"/>
                   </pic:spPr>
@@ -3584,7 +3584,7 @@
     <w:r>
       <w:tab/>
       <w:tab/>
-      <w:t>2026-08-17</w:t>
+      <w:t>2026-08-18</w:t>
       <w:br/>
       <w:br/>
     </w:r>

--- a/tillsyn/Norrbytorps naturreservat utökat tillsynsbegäran.docx
+++ b/tillsyn/Norrbytorps naturreservat utökat tillsynsbegäran.docx
@@ -12,7 +12,7 @@
     </w:p>
     <w:p>
       <w:r>
-        <w:t>Denna tillsynsbegäran behandlar höga naturvärden i avverkningsanmälan Norrbytorps naturreservat utökat i Haninge kommun som inkom 2026-08-18 och omfattar 194,4 ha.</w:t>
+        <w:t>Denna tillsynsbegäran behandlar höga naturvärden i avverkningsanmälan Norrbytorps naturreservat utökat i Haninge kommun som inkom 2026-08-19 och omfattar 194,4 ha.</w:t>
       </w:r>
     </w:p>
     <w:p>
@@ -3584,7 +3584,7 @@
     <w:r>
       <w:tab/>
       <w:tab/>
-      <w:t>2026-08-18</w:t>
+      <w:t>2026-08-19</w:t>
       <w:br/>
       <w:br/>
     </w:r>

--- a/tillsyn/Norrbytorps naturreservat utökat tillsynsbegäran.docx
+++ b/tillsyn/Norrbytorps naturreservat utökat tillsynsbegäran.docx
@@ -12,7 +12,7 @@
     </w:p>
     <w:p>
       <w:r>
-        <w:t>Denna tillsynsbegäran behandlar höga naturvärden i avverkningsanmälan Norrbytorps naturreservat utökat i Haninge kommun som inkom 2026-08-19 och omfattar 194,4 ha.</w:t>
+        <w:t>Denna tillsynsbegäran behandlar höga naturvärden i avverkningsanmälan Norrbytorps naturreservat utökat i Haninge kommun som inkom 2026-08-20 och omfattar 194,4 ha.</w:t>
       </w:r>
     </w:p>
     <w:p>
@@ -3584,7 +3584,7 @@
     <w:r>
       <w:tab/>
       <w:tab/>
-      <w:t>2026-08-19</w:t>
+      <w:t>2026-08-20</w:t>
       <w:br/>
       <w:br/>
     </w:r>

--- a/tillsyn/Norrbytorps naturreservat utökat tillsynsbegäran.docx
+++ b/tillsyn/Norrbytorps naturreservat utökat tillsynsbegäran.docx
@@ -12,7 +12,7 @@
     </w:p>
     <w:p>
       <w:r>
-        <w:t>Denna tillsynsbegäran behandlar höga naturvärden i avverkningsanmälan Norrbytorps naturreservat utökat i Haninge kommun som inkom 2026-08-20 och omfattar 194,4 ha.</w:t>
+        <w:t>Denna tillsynsbegäran behandlar höga naturvärden i avverkningsanmälan Norrbytorps naturreservat utökat i Haninge kommun som inkom 2026-08-21 och omfattar 194,4 ha.</w:t>
       </w:r>
     </w:p>
     <w:p>
@@ -3584,7 +3584,7 @@
     <w:r>
       <w:tab/>
       <w:tab/>
-      <w:t>2026-08-20</w:t>
+      <w:t>2026-08-21</w:t>
       <w:br/>
       <w:br/>
     </w:r>

--- a/tillsyn/Norrbytorps naturreservat utökat tillsynsbegäran.docx
+++ b/tillsyn/Norrbytorps naturreservat utökat tillsynsbegäran.docx
@@ -12,7 +12,7 @@
     </w:p>
     <w:p>
       <w:r>
-        <w:t>Denna tillsynsbegäran behandlar höga naturvärden i avverkningsanmälan Norrbytorps naturreservat utökat i Haninge kommun som inkom 2026-08-21 och omfattar 194,4 ha.</w:t>
+        <w:t>Denna tillsynsbegäran behandlar höga naturvärden i avverkningsanmälan Norrbytorps naturreservat utökat i Haninge kommun som inkom 2026-08-22 och omfattar 194,4 ha.</w:t>
       </w:r>
     </w:p>
     <w:p>
@@ -3584,7 +3584,7 @@
     <w:r>
       <w:tab/>
       <w:tab/>
-      <w:t>2026-08-21</w:t>
+      <w:t>2026-08-22</w:t>
       <w:br/>
       <w:br/>
     </w:r>

--- a/tillsyn/Norrbytorps naturreservat utökat tillsynsbegäran.docx
+++ b/tillsyn/Norrbytorps naturreservat utökat tillsynsbegäran.docx
@@ -12,7 +12,7 @@
     </w:p>
     <w:p>
       <w:r>
-        <w:t>Denna tillsynsbegäran behandlar höga naturvärden i avverkningsanmälan Norrbytorps naturreservat utökat i Haninge kommun som inkom 2026-08-22 och omfattar 194,4 ha.</w:t>
+        <w:t>Denna tillsynsbegäran behandlar höga naturvärden i avverkningsanmälan Norrbytorps naturreservat utökat i Haninge kommun som inkom 2026-08-23 och omfattar 194,4 ha.</w:t>
       </w:r>
     </w:p>
     <w:p>
@@ -3584,7 +3584,7 @@
     <w:r>
       <w:tab/>
       <w:tab/>
-      <w:t>2026-08-22</w:t>
+      <w:t>2026-08-23</w:t>
       <w:br/>
       <w:br/>
     </w:r>

--- a/tillsyn/Norrbytorps naturreservat utökat tillsynsbegäran.docx
+++ b/tillsyn/Norrbytorps naturreservat utökat tillsynsbegäran.docx
@@ -12,7 +12,7 @@
     </w:p>
     <w:p>
       <w:r>
-        <w:t>Denna tillsynsbegäran behandlar höga naturvärden i avverkningsanmälan Norrbytorps naturreservat utökat i Haninge kommun som inkom 2026-08-23 och omfattar 194,4 ha.</w:t>
+        <w:t>Denna tillsynsbegäran behandlar höga naturvärden i avverkningsanmälan Norrbytorps naturreservat utökat i Haninge kommun som inkom 2026-08-24 och omfattar 194,4 ha.</w:t>
       </w:r>
     </w:p>
     <w:p>
@@ -3584,7 +3584,7 @@
     <w:r>
       <w:tab/>
       <w:tab/>
-      <w:t>2026-08-23</w:t>
+      <w:t>2026-08-24</w:t>
       <w:br/>
       <w:br/>
     </w:r>

--- a/tillsyn/Norrbytorps naturreservat utökat tillsynsbegäran.docx
+++ b/tillsyn/Norrbytorps naturreservat utökat tillsynsbegäran.docx
@@ -12,7 +12,7 @@
     </w:p>
     <w:p>
       <w:r>
-        <w:t>Denna tillsynsbegäran behandlar höga naturvärden i avverkningsanmälan Norrbytorps naturreservat utökat i Haninge kommun som inkom 2026-08-24 och omfattar 194,4 ha.</w:t>
+        <w:t>Denna tillsynsbegäran behandlar höga naturvärden i avverkningsanmälan Norrbytorps naturreservat utökat i Haninge kommun som inkom 2026-08-25 och omfattar 194,4 ha.</w:t>
       </w:r>
     </w:p>
     <w:p>
@@ -3584,7 +3584,7 @@
     <w:r>
       <w:tab/>
       <w:tab/>
-      <w:t>2026-08-24</w:t>
+      <w:t>2026-08-25</w:t>
       <w:br/>
       <w:br/>
     </w:r>

--- a/tillsyn/Norrbytorps naturreservat utökat tillsynsbegäran.docx
+++ b/tillsyn/Norrbytorps naturreservat utökat tillsynsbegäran.docx
@@ -12,7 +12,7 @@
     </w:p>
     <w:p>
       <w:r>
-        <w:t>Denna tillsynsbegäran behandlar höga naturvärden i avverkningsanmälan Norrbytorps naturreservat utökat i Haninge kommun som inkom 2026-08-25 och omfattar 194,4 ha.</w:t>
+        <w:t>Denna tillsynsbegäran behandlar höga naturvärden i avverkningsanmälan Norrbytorps naturreservat utökat i Haninge kommun som inkom 2026-08-26 och omfattar 194,4 ha.</w:t>
       </w:r>
     </w:p>
     <w:p>
@@ -22,7 +22,7 @@
       <w:r>
         <w:drawing>
           <wp:inline xmlns:a="http://schemas.openxmlformats.org/drawingml/2006/main" xmlns:pic="http://schemas.openxmlformats.org/drawingml/2006/picture">
-            <wp:extent cx="5486400" cy="4745242"/>
+            <wp:extent cx="5486400" cy="4738669"/>
             <wp:docPr id="1" name="Picture 1"/>
             <wp:cNvGraphicFramePr>
               <a:graphicFrameLocks noChangeAspect="1"/>
@@ -43,7 +43,7 @@
                   <pic:spPr>
                     <a:xfrm>
                       <a:off x="0" y="0"/>
-                      <a:ext cx="5486400" cy="4745242"/>
+                      <a:ext cx="5486400" cy="4738669"/>
                     </a:xfrm>
                     <a:prstGeom prst="rect"/>
                   </pic:spPr>
@@ -3584,7 +3584,7 @@
     <w:r>
       <w:tab/>
       <w:tab/>
-      <w:t>2026-08-25</w:t>
+      <w:t>2026-08-26</w:t>
       <w:br/>
       <w:br/>
     </w:r>

--- a/tillsyn/Norrbytorps naturreservat utökat tillsynsbegäran.docx
+++ b/tillsyn/Norrbytorps naturreservat utökat tillsynsbegäran.docx
@@ -12,7 +12,7 @@
     </w:p>
     <w:p>
       <w:r>
-        <w:t>Denna tillsynsbegäran behandlar höga naturvärden i avverkningsanmälan Norrbytorps naturreservat utökat i Haninge kommun som inkom 2026-08-26 och omfattar 194,4 ha.</w:t>
+        <w:t>Denna tillsynsbegäran behandlar höga naturvärden i avverkningsanmälan Norrbytorps naturreservat utökat i Haninge kommun som inkom 2026-08-27 och omfattar 194,4 ha.</w:t>
       </w:r>
     </w:p>
     <w:p>
@@ -22,7 +22,7 @@
       <w:r>
         <w:drawing>
           <wp:inline xmlns:a="http://schemas.openxmlformats.org/drawingml/2006/main" xmlns:pic="http://schemas.openxmlformats.org/drawingml/2006/picture">
-            <wp:extent cx="5486400" cy="4738669"/>
+            <wp:extent cx="5486400" cy="4733761"/>
             <wp:docPr id="1" name="Picture 1"/>
             <wp:cNvGraphicFramePr>
               <a:graphicFrameLocks noChangeAspect="1"/>
@@ -43,7 +43,7 @@
                   <pic:spPr>
                     <a:xfrm>
                       <a:off x="0" y="0"/>
-                      <a:ext cx="5486400" cy="4738669"/>
+                      <a:ext cx="5486400" cy="4733761"/>
                     </a:xfrm>
                     <a:prstGeom prst="rect"/>
                   </pic:spPr>
@@ -3584,7 +3584,7 @@
     <w:r>
       <w:tab/>
       <w:tab/>
-      <w:t>2026-08-26</w:t>
+      <w:t>2026-08-27</w:t>
       <w:br/>
       <w:br/>
     </w:r>

--- a/tillsyn/Norrbytorps naturreservat utökat tillsynsbegäran.docx
+++ b/tillsyn/Norrbytorps naturreservat utökat tillsynsbegäran.docx
@@ -12,7 +12,7 @@
     </w:p>
     <w:p>
       <w:r>
-        <w:t>Denna tillsynsbegäran behandlar höga naturvärden i avverkningsanmälan Norrbytorps naturreservat utökat i Haninge kommun som inkom 2026-08-27 och omfattar 194,4 ha.</w:t>
+        <w:t>Denna tillsynsbegäran behandlar höga naturvärden i avverkningsanmälan Norrbytorps naturreservat utökat i Haninge kommun som inkom 2026-08-28 och omfattar 194,4 ha.</w:t>
       </w:r>
     </w:p>
     <w:p>
@@ -3584,7 +3584,7 @@
     <w:r>
       <w:tab/>
       <w:tab/>
-      <w:t>2026-08-27</w:t>
+      <w:t>2026-08-28</w:t>
       <w:br/>
       <w:br/>
     </w:r>

--- a/tillsyn/Norrbytorps naturreservat utökat tillsynsbegäran.docx
+++ b/tillsyn/Norrbytorps naturreservat utökat tillsynsbegäran.docx
@@ -12,7 +12,7 @@
     </w:p>
     <w:p>
       <w:r>
-        <w:t>Denna tillsynsbegäran behandlar höga naturvärden i avverkningsanmälan Norrbytorps naturreservat utökat i Haninge kommun som inkom 2026-08-28 och omfattar 194,4 ha.</w:t>
+        <w:t>Denna tillsynsbegäran behandlar höga naturvärden i avverkningsanmälan Norrbytorps naturreservat utökat i Haninge kommun som inkom 2026-08-29 och omfattar 194,4 ha.</w:t>
       </w:r>
     </w:p>
     <w:p>
@@ -22,7 +22,7 @@
       <w:r>
         <w:drawing>
           <wp:inline xmlns:a="http://schemas.openxmlformats.org/drawingml/2006/main" xmlns:pic="http://schemas.openxmlformats.org/drawingml/2006/picture">
-            <wp:extent cx="5486400" cy="4733761"/>
+            <wp:extent cx="5486400" cy="4730523"/>
             <wp:docPr id="1" name="Picture 1"/>
             <wp:cNvGraphicFramePr>
               <a:graphicFrameLocks noChangeAspect="1"/>
@@ -43,7 +43,7 @@
                   <pic:spPr>
                     <a:xfrm>
                       <a:off x="0" y="0"/>
-                      <a:ext cx="5486400" cy="4733761"/>
+                      <a:ext cx="5486400" cy="4730523"/>
                     </a:xfrm>
                     <a:prstGeom prst="rect"/>
                   </pic:spPr>
@@ -3584,7 +3584,7 @@
     <w:r>
       <w:tab/>
       <w:tab/>
-      <w:t>2026-08-28</w:t>
+      <w:t>2026-08-29</w:t>
       <w:br/>
       <w:br/>
     </w:r>

--- a/tillsyn/Norrbytorps naturreservat utökat tillsynsbegäran.docx
+++ b/tillsyn/Norrbytorps naturreservat utökat tillsynsbegäran.docx
@@ -12,7 +12,7 @@
     </w:p>
     <w:p>
       <w:r>
-        <w:t>Denna tillsynsbegäran behandlar höga naturvärden i avverkningsanmälan Norrbytorps naturreservat utökat i Haninge kommun som inkom 2026-08-29 och omfattar 194,4 ha.</w:t>
+        <w:t>Denna tillsynsbegäran behandlar höga naturvärden i avverkningsanmälan Norrbytorps naturreservat utökat i Haninge kommun som inkom 2026-08-31 och omfattar 194,4 ha.</w:t>
       </w:r>
     </w:p>
     <w:p>
@@ -3584,7 +3584,7 @@
     <w:r>
       <w:tab/>
       <w:tab/>
-      <w:t>2026-08-29</w:t>
+      <w:t>2026-08-31</w:t>
       <w:br/>
       <w:br/>
     </w:r>

--- a/tillsyn/Norrbytorps naturreservat utökat tillsynsbegäran.docx
+++ b/tillsyn/Norrbytorps naturreservat utökat tillsynsbegäran.docx
@@ -12,7 +12,7 @@
     </w:p>
     <w:p>
       <w:r>
-        <w:t>Denna tillsynsbegäran behandlar höga naturvärden i avverkningsanmälan Norrbytorps naturreservat utökat i Haninge kommun som inkom 2026-08-31 och omfattar 194,4 ha.</w:t>
+        <w:t>Denna tillsynsbegäran behandlar höga naturvärden i avverkningsanmälan Norrbytorps naturreservat utökat i Haninge kommun som inkom 2026-09-01 och omfattar 194,4 ha.</w:t>
       </w:r>
     </w:p>
     <w:p>
@@ -22,7 +22,7 @@
       <w:r>
         <w:drawing>
           <wp:inline xmlns:a="http://schemas.openxmlformats.org/drawingml/2006/main" xmlns:pic="http://schemas.openxmlformats.org/drawingml/2006/picture">
-            <wp:extent cx="5486400" cy="4730523"/>
+            <wp:extent cx="5486400" cy="4762886"/>
             <wp:docPr id="1" name="Picture 1"/>
             <wp:cNvGraphicFramePr>
               <a:graphicFrameLocks noChangeAspect="1"/>
@@ -43,7 +43,7 @@
                   <pic:spPr>
                     <a:xfrm>
                       <a:off x="0" y="0"/>
-                      <a:ext cx="5486400" cy="4730523"/>
+                      <a:ext cx="5486400" cy="4762886"/>
                     </a:xfrm>
                     <a:prstGeom prst="rect"/>
                   </pic:spPr>
@@ -65,7 +65,7 @@
     </w:p>
     <w:p>
       <w:r>
-        <w:t>I och inom 25 meter från avverkningsanmälan finns fynd av 119 naturvårdsarter, varav 65 är rödlistade, 35 är fridlysta, 52 är typiska (T) och 31 är signalarter (S): brödtaggsvamp (EN), koppartaggsvamp (EN), svartoxe (EN), garnlav (VU, T), goliatmusseron (VU, T), gränsticka (VU, T), gul taggsvamp (VU, T), hasselsnok (VU, §4a), jättemusseron (VU), knärot (VU, T, §8), lakritsmusseron (VU, T), lappuggla (VU, §4), liten hornflikmossa (VU), mindre bastardsvärmare (VU), mjölkörtsspinnare (VU), ostticka (VU, T), ringlav (VU), rotfingersvamp (VU), sexfläckig bastardsvärmare (VU), skrovlig taggsvamp (VU), tallgråticka (VU), adam och eva (NT, §8), apelsinticka (NT), blå taggsvamp (NT, T), blåhake (NT, §4), brunklöver (NT), dofttaggsvamp (NT, T), dropptaggsvamp (NT, T), duvhök (NT, §4), fjällig taggsvamp s.str. (NT), fyrflikig jordstjärna (NT, T), gelatinfingersvamp (NT), grantaggsvamp (NT), gullklöver (NT), gulsparv (NT, §4), jungfrulin (NT), järnsparv (NT, §4), kandelabersvamp (NT, T), koralltaggsvamp (NT, T), krusfrö (NT), lunglav (NT, T), mindre hackspett (NT, T, §4), motaggsvamp (NT, T), orange taggsvamp (NT, T), reliktbock (NT, T), rosenticka (NT, T), rynkskinn (NT, T), skarp dropptaggsvamp (NT), skogsklocka (NT), svartvit taggsvamp (NT), sågtandad mycelbagge (NT), tallfingersvamp (NT), tallkötticka (NT), talltagel (NT, T), tallticka (NT, T), talltita (NT, §4), tjockfotad fingersvamp (NT), ullticka (NT, T), vaddporing (NT), veckticka (NT, T), vedskivlav (NT, T), vedtrappmossa (NT, T), vintertagging (NT), vit vedfingersvamp (NT), vågticka (NT), aspvedborre (S), björksplintborre (S), blodticka (S, T), blomkålssvamp (S), blåmossa (S, T), brandticka (S), bronshjon (S, T), Dorcatoma dresdensis (S), granbarkgnagare (S, T), grovticka (S, T), grön sköldmossa (S, T, §8), grönpyrola (S, T), jättesvampmal (S), korallrot (S, T, §8), mindre märgborre (S, T), nästlav (S, T), platt fjädermossa (S, T), plattlummer (S, T, §9), rostfläck (S, T), rödgul trumpetsvamp (S), spindelblomster (S, T, §8), stor aspticka (S, T), stubbspretmossa (S, T), thomsons trägnagare (S), Thymalus limbatus (S), trådticka (S, T), vanlig flatbagge (S, T), vedticka (S, T), västlig hakmossa (S), vågbandad barkbock (S), zontaggsvamp (S), linnea (T), mattlummer (T, §9), nattskärra (T, §4), spillkråka (T, §4), tallört (aggregat) (T), tjäder (T, §4), tofsmes (T, §4), gröngöling (§4), grönsiska (§4), havsörn (§4), kungsfågel (§4), trana (§4), törnskata (§4), åkergroda (§4a), huggorm (§6), kopparödla (§6), mindre vattensalamander (§6), vanlig groda (§6), vanlig padda (§6), vanlig snok (§6), fläcknycklar (§8), nattviol (§8) och revlummer (§9). Se Figur 1.</w:t>
+        <w:t>I och inom 25 meter från avverkningsanmälan finns fynd av 120 naturvårdsarter, varav 65 är rödlistade, 35 är fridlysta, 53 är typiska (T) och 32 är signalarter (S): brödtaggsvamp (EN), koppartaggsvamp (EN), svartoxe (EN), garnlav (VU, T), goliatmusseron (VU, T), gränsticka (VU, T), gul taggsvamp (VU, T), hasselsnok (VU, §4a), jättemusseron (VU), knärot (VU, T, §8), lakritsmusseron (VU, T), lappuggla (VU, §4), liten hornflikmossa (VU), mindre bastardsvärmare (VU), mjölkörtsspinnare (VU), ostticka (VU, T), ringlav (VU), rotfingersvamp (VU), sexfläckig bastardsvärmare (VU), skrovlig taggsvamp (VU), tallgråticka (VU), adam och eva (NT, §8), apelsinticka (NT), blå taggsvamp (NT, T), blåhake (NT, §4), brunklöver (NT), dofttaggsvamp (NT, T), dropptaggsvamp (NT, T), duvhök (NT, §4), fjällig taggsvamp s.str. (NT), fyrflikig jordstjärna (NT, T), gelatinfingersvamp (NT), grantaggsvamp (NT), gullklöver (NT), gulsparv (NT, §4), jungfrulin (NT), järnsparv (NT, §4), kandelabersvamp (NT, T), koralltaggsvamp (NT, T), krusfrö (NT), lunglav (NT, T), mindre hackspett (NT, T, §4), motaggsvamp (NT, T), orange taggsvamp (NT, T), reliktbock (NT, T), rosenticka (NT, T), rynkskinn (NT, T), skarp dropptaggsvamp (NT), skogsklocka (NT), svartvit taggsvamp (NT), sågtandad mycelbagge (NT), tallfingersvamp (NT), tallkötticka (NT), talltagel (NT, T), tallticka (NT, T), talltita (NT, §4), tjockfotad fingersvamp (NT), ullticka (NT, T), vaddporing (NT), veckticka (NT, T), vedskivlav (NT, T), vedtrappmossa (NT, T), vintertagging (NT), vit vedfingersvamp (NT), vågticka (NT), aspvedborre (S), björksplintborre (S), blodticka (S, T), blomkålssvamp (S), blåmossa (S, T), brandticka (S), bronshjon (S, T), Dorcatoma dresdensis (S), fällmossa (S, T), granbarkgnagare (S, T), grovticka (S, T), grön sköldmossa (S, T, §8), grönpyrola (S, T), jättesvampmal (S), korallrot (S, T, §8), mindre märgborre (S, T), nästlav (S, T), platt fjädermossa (S, T), plattlummer (S, T, §9), rostfläck (S, T), rödgul trumpetsvamp (S), spindelblomster (S, T, §8), stor aspticka (S, T), stubbspretmossa (S, T), thomsons trägnagare (S), Thymalus limbatus (S), trådticka (S, T), vanlig flatbagge (S, T), vedticka (S, T), västlig hakmossa (S), vågbandad barkbock (S), zontaggsvamp (S), linnea (T), mattlummer (T, §9), nattskärra (T, §4), spillkråka (T, §4), tallört (aggregat) (T), tjäder (T, §4), tofsmes (T, §4), gröngöling (§4), grönsiska (§4), havsörn (§4), kungsfågel (§4), trana (§4), törnskata (§4), åkergroda (§4a), huggorm (§6), kopparödla (§6), mindre vattensalamander (§6), vanlig groda (§6), vanlig padda (§6), vanlig snok (§6), fläcknycklar (§8), nattviol (§8) och revlummer (§9). Se Figur 1.</w:t>
       </w:r>
     </w:p>
     <w:p>
@@ -1257,6 +1257,35 @@
         <w:rPr>
           <w:b/>
         </w:rPr>
+        <w:t>Fällmossa</w:t>
+      </w:r>
+      <w:r>
+        <w:t xml:space="preserve"> indikerar i stort sett alltid områden med höga naturvärden, skog med lång kontinuitet, gamla träd, hög luftfuktighet och stabila förhållanden. Sporkapslar finnar man enbart på extra skyddsvärda lokaler. Fällmossa är typisk art för </w:t>
+      </w:r>
+      <w:r>
+        <w:rPr>
+          <w:i/>
+        </w:rPr>
+        <w:t xml:space="preserve">9020 Nordlig ädellövskog, 9110 Näringsfattig bokskog, 9130 Näringsrik bokskog, 9160 Näringsrik ekskog, 9180 Ädellövskog i branter </w:t>
+      </w:r>
+      <w:r>
+        <w:t>och</w:t>
+      </w:r>
+      <w:r>
+        <w:rPr>
+          <w:i/>
+        </w:rPr>
+        <w:t xml:space="preserve"> 9190 Näringsfattig ekskog</w:t>
+      </w:r>
+      <w:r>
+        <w:t xml:space="preserve"> (SLU Artdatabanken, 2024; Nitare &amp; Skogsstyrelsen, 2019).</w:t>
+      </w:r>
+    </w:p>
+    <w:p>
+      <w:r>
+        <w:rPr>
+          <w:b/>
+        </w:rPr>
         <w:t xml:space="preserve">Granbarkgnagare </w:t>
       </w:r>
       <w:r>
@@ -1899,7 +1928,7 @@
     </w:p>
     <w:p>
       <w:r>
-        <w:t>Följande typiska arter har sina livsmiljöer och växtplatser i den avverkningsanmälda skogen: garnlav (VU, T), goliatmusseron (VU, T), gränsticka (VU, T), gul taggsvamp (VU, T), knärot (VU, T, §8), lakritsmusseron (VU, T), ostticka (VU, T), blå taggsvamp (NT, T), dofttaggsvamp (NT, T), dropptaggsvamp (NT, T), fyrflikig jordstjärna (NT, T), kandelabersvamp (NT, T), koralltaggsvamp (NT, T), lunglav (NT, T), mindre hackspett (NT, T, §4), motaggsvamp (NT, T), orange taggsvamp (NT, T), reliktbock (NT, T), rosenticka (NT, T), rynkskinn (NT, T), talltagel (NT, T), tallticka (NT, T), ullticka (NT, T), veckticka (NT, T), vedskivlav (NT, T), vedtrappmossa (NT, T), blodticka (S, T), blåmossa (S, T), bronshjon (S, T), granbarkgnagare (S, T), grovticka (S, T), grön sköldmossa (S, T, §8), grönpyrola (S, T), korallrot (S, T, §8), mindre märgborre (S, T), nästlav (S, T), platt fjädermossa (S, T), plattlummer (S, T, §9), rostfläck (S, T), spindelblomster (S, T, §8), stor aspticka (S, T), stubbspretmossa (S, T), trådticka (S, T), vanlig flatbagge (S, T), vedticka (S, T), linnea (T), mattlummer (T, §9), nattskärra (T, §4), spillkråka (T, §4), tallört (aggregat) (T), tjäder (T, §4) och tofsmes (T, §4).</w:t>
+        <w:t>Följande typiska arter har sina livsmiljöer och växtplatser i den avverkningsanmälda skogen: garnlav (VU, T), goliatmusseron (VU, T), gränsticka (VU, T), gul taggsvamp (VU, T), knärot (VU, T, §8), lakritsmusseron (VU, T), ostticka (VU, T), blå taggsvamp (NT, T), dofttaggsvamp (NT, T), dropptaggsvamp (NT, T), fyrflikig jordstjärna (NT, T), kandelabersvamp (NT, T), koralltaggsvamp (NT, T), lunglav (NT, T), mindre hackspett (NT, T, §4), motaggsvamp (NT, T), orange taggsvamp (NT, T), reliktbock (NT, T), rosenticka (NT, T), rynkskinn (NT, T), talltagel (NT, T), tallticka (NT, T), ullticka (NT, T), veckticka (NT, T), vedskivlav (NT, T), vedtrappmossa (NT, T), blodticka (S, T), blåmossa (S, T), bronshjon (S, T), fällmossa (S, T), granbarkgnagare (S, T), grovticka (S, T), grön sköldmossa (S, T, §8), grönpyrola (S, T), korallrot (S, T, §8), mindre märgborre (S, T), nästlav (S, T), platt fjädermossa (S, T), plattlummer (S, T, §9), rostfläck (S, T), spindelblomster (S, T, §8), stor aspticka (S, T), stubbspretmossa (S, T), trådticka (S, T), vanlig flatbagge (S, T), vedticka (S, T), linnea (T), mattlummer (T, §9), nattskärra (T, §4), spillkråka (T, §4), tallört (aggregat) (T), tjäder (T, §4) och tofsmes (T, §4).</w:t>
       </w:r>
     </w:p>
     <w:p>
@@ -3584,7 +3613,7 @@
     <w:r>
       <w:tab/>
       <w:tab/>
-      <w:t>2026-08-31</w:t>
+      <w:t>2026-09-01</w:t>
       <w:br/>
       <w:br/>
     </w:r>

--- a/tillsyn/Norrbytorps naturreservat utökat tillsynsbegäran.docx
+++ b/tillsyn/Norrbytorps naturreservat utökat tillsynsbegäran.docx
@@ -12,7 +12,7 @@
     </w:p>
     <w:p>
       <w:r>
-        <w:t>Denna tillsynsbegäran behandlar höga naturvärden i avverkningsanmälan Norrbytorps naturreservat utökat i Haninge kommun som inkom 2026-09-01 och omfattar 194,4 ha.</w:t>
+        <w:t>Denna tillsynsbegäran behandlar höga naturvärden i avverkningsanmälan Norrbytorps naturreservat utökat i Haninge kommun som inkom 2026-09-02 och omfattar 194,4 ha.</w:t>
       </w:r>
     </w:p>
     <w:p>
@@ -22,7 +22,7 @@
       <w:r>
         <w:drawing>
           <wp:inline xmlns:a="http://schemas.openxmlformats.org/drawingml/2006/main" xmlns:pic="http://schemas.openxmlformats.org/drawingml/2006/picture">
-            <wp:extent cx="5486400" cy="4762886"/>
+            <wp:extent cx="5486400" cy="4761426"/>
             <wp:docPr id="1" name="Picture 1"/>
             <wp:cNvGraphicFramePr>
               <a:graphicFrameLocks noChangeAspect="1"/>
@@ -43,7 +43,7 @@
                   <pic:spPr>
                     <a:xfrm>
                       <a:off x="0" y="0"/>
-                      <a:ext cx="5486400" cy="4762886"/>
+                      <a:ext cx="5486400" cy="4761426"/>
                     </a:xfrm>
                     <a:prstGeom prst="rect"/>
                   </pic:spPr>
@@ -3613,7 +3613,7 @@
     <w:r>
       <w:tab/>
       <w:tab/>
-      <w:t>2026-09-01</w:t>
+      <w:t>2026-09-02</w:t>
       <w:br/>
       <w:br/>
     </w:r>

--- a/tillsyn/Norrbytorps naturreservat utökat tillsynsbegäran.docx
+++ b/tillsyn/Norrbytorps naturreservat utökat tillsynsbegäran.docx
@@ -12,7 +12,7 @@
     </w:p>
     <w:p>
       <w:r>
-        <w:t>Denna tillsynsbegäran behandlar höga naturvärden i avverkningsanmälan Norrbytorps naturreservat utökat i Haninge kommun som inkom 2026-09-02 och omfattar 194,4 ha.</w:t>
+        <w:t>Denna tillsynsbegäran behandlar höga naturvärden i avverkningsanmälan Norrbytorps naturreservat utökat i Haninge kommun som inkom 2026-09-03 och omfattar 194,4 ha.</w:t>
       </w:r>
     </w:p>
     <w:p>
@@ -3613,7 +3613,7 @@
     <w:r>
       <w:tab/>
       <w:tab/>
-      <w:t>2026-09-02</w:t>
+      <w:t>2026-09-03</w:t>
       <w:br/>
       <w:br/>
     </w:r>

--- a/tillsyn/Norrbytorps naturreservat utökat tillsynsbegäran.docx
+++ b/tillsyn/Norrbytorps naturreservat utökat tillsynsbegäran.docx
@@ -12,7 +12,7 @@
     </w:p>
     <w:p>
       <w:r>
-        <w:t>Denna tillsynsbegäran behandlar höga naturvärden i avverkningsanmälan Norrbytorps naturreservat utökat i Haninge kommun som inkom 2026-09-03 och omfattar 194,4 ha.</w:t>
+        <w:t>Denna tillsynsbegäran behandlar höga naturvärden i avverkningsanmälan Norrbytorps naturreservat utökat i Haninge kommun som inkom 2026-09-04 och omfattar 194,4 ha.</w:t>
       </w:r>
     </w:p>
     <w:p>
@@ -22,7 +22,7 @@
       <w:r>
         <w:drawing>
           <wp:inline xmlns:a="http://schemas.openxmlformats.org/drawingml/2006/main" xmlns:pic="http://schemas.openxmlformats.org/drawingml/2006/picture">
-            <wp:extent cx="5486400" cy="4761426"/>
+            <wp:extent cx="5486400" cy="4756395"/>
             <wp:docPr id="1" name="Picture 1"/>
             <wp:cNvGraphicFramePr>
               <a:graphicFrameLocks noChangeAspect="1"/>
@@ -43,7 +43,7 @@
                   <pic:spPr>
                     <a:xfrm>
                       <a:off x="0" y="0"/>
-                      <a:ext cx="5486400" cy="4761426"/>
+                      <a:ext cx="5486400" cy="4756395"/>
                     </a:xfrm>
                     <a:prstGeom prst="rect"/>
                   </pic:spPr>
@@ -3613,7 +3613,7 @@
     <w:r>
       <w:tab/>
       <w:tab/>
-      <w:t>2026-09-03</w:t>
+      <w:t>2026-09-04</w:t>
       <w:br/>
       <w:br/>
     </w:r>

--- a/tillsyn/Norrbytorps naturreservat utökat tillsynsbegäran.docx
+++ b/tillsyn/Norrbytorps naturreservat utökat tillsynsbegäran.docx
@@ -12,7 +12,7 @@
     </w:p>
     <w:p>
       <w:r>
-        <w:t>Denna tillsynsbegäran behandlar höga naturvärden i avverkningsanmälan Norrbytorps naturreservat utökat i Haninge kommun som inkom 2026-09-04 och omfattar 194,4 ha.</w:t>
+        <w:t>Denna tillsynsbegäran behandlar höga naturvärden i avverkningsanmälan Norrbytorps naturreservat utökat i Haninge kommun som inkom 2026-09-05 och omfattar 194,4 ha.</w:t>
       </w:r>
     </w:p>
     <w:p>
@@ -22,7 +22,7 @@
       <w:r>
         <w:drawing>
           <wp:inline xmlns:a="http://schemas.openxmlformats.org/drawingml/2006/main" xmlns:pic="http://schemas.openxmlformats.org/drawingml/2006/picture">
-            <wp:extent cx="5486400" cy="4756395"/>
+            <wp:extent cx="5486400" cy="4750815"/>
             <wp:docPr id="1" name="Picture 1"/>
             <wp:cNvGraphicFramePr>
               <a:graphicFrameLocks noChangeAspect="1"/>
@@ -43,7 +43,7 @@
                   <pic:spPr>
                     <a:xfrm>
                       <a:off x="0" y="0"/>
-                      <a:ext cx="5486400" cy="4756395"/>
+                      <a:ext cx="5486400" cy="4750815"/>
                     </a:xfrm>
                     <a:prstGeom prst="rect"/>
                   </pic:spPr>
@@ -3613,7 +3613,7 @@
     <w:r>
       <w:tab/>
       <w:tab/>
-      <w:t>2026-09-04</w:t>
+      <w:t>2026-09-05</w:t>
       <w:br/>
       <w:br/>
     </w:r>

--- a/tillsyn/Norrbytorps naturreservat utökat tillsynsbegäran.docx
+++ b/tillsyn/Norrbytorps naturreservat utökat tillsynsbegäran.docx
@@ -12,7 +12,7 @@
     </w:p>
     <w:p>
       <w:r>
-        <w:t>Denna tillsynsbegäran behandlar höga naturvärden i avverkningsanmälan Norrbytorps naturreservat utökat i Haninge kommun som inkom 2026-09-05 och omfattar 194,4 ha.</w:t>
+        <w:t>Denna tillsynsbegäran behandlar höga naturvärden i avverkningsanmälan Norrbytorps naturreservat utökat i Haninge kommun som inkom 2026-09-06 och omfattar 194,4 ha.</w:t>
       </w:r>
     </w:p>
     <w:p>
@@ -3613,7 +3613,7 @@
     <w:r>
       <w:tab/>
       <w:tab/>
-      <w:t>2026-09-05</w:t>
+      <w:t>2026-09-06</w:t>
       <w:br/>
       <w:br/>
     </w:r>

--- a/tillsyn/Norrbytorps naturreservat utökat tillsynsbegäran.docx
+++ b/tillsyn/Norrbytorps naturreservat utökat tillsynsbegäran.docx
@@ -12,7 +12,7 @@
     </w:p>
     <w:p>
       <w:r>
-        <w:t>Denna tillsynsbegäran behandlar höga naturvärden i avverkningsanmälan Norrbytorps naturreservat utökat i Haninge kommun som inkom 2026-09-06 och omfattar 194,4 ha.</w:t>
+        <w:t>Denna tillsynsbegäran behandlar höga naturvärden i avverkningsanmälan Norrbytorps naturreservat utökat i Haninge kommun som inkom 2026-09-07 och omfattar 194,4 ha.</w:t>
       </w:r>
     </w:p>
     <w:p>
@@ -22,7 +22,7 @@
       <w:r>
         <w:drawing>
           <wp:inline xmlns:a="http://schemas.openxmlformats.org/drawingml/2006/main" xmlns:pic="http://schemas.openxmlformats.org/drawingml/2006/picture">
-            <wp:extent cx="5486400" cy="4750815"/>
+            <wp:extent cx="5486400" cy="4742299"/>
             <wp:docPr id="1" name="Picture 1"/>
             <wp:cNvGraphicFramePr>
               <a:graphicFrameLocks noChangeAspect="1"/>
@@ -43,7 +43,7 @@
                   <pic:spPr>
                     <a:xfrm>
                       <a:off x="0" y="0"/>
-                      <a:ext cx="5486400" cy="4750815"/>
+                      <a:ext cx="5486400" cy="4742299"/>
                     </a:xfrm>
                     <a:prstGeom prst="rect"/>
                   </pic:spPr>
@@ -3613,7 +3613,7 @@
     <w:r>
       <w:tab/>
       <w:tab/>
-      <w:t>2026-09-06</w:t>
+      <w:t>2026-09-07</w:t>
       <w:br/>
       <w:br/>
     </w:r>
